--- a/templates/Commercial_Invoice.docx
+++ b/templates/Commercial_Invoice.docx
@@ -2730,6 +2730,7 @@
             </w:pPr>
             <w:r>
               <w:rPr>
+                <w:rFonts w:ascii="Arial" w:cs="Arial" w:eastAsia="Arial" w:hAnsi="Arial"/>
                 <w:rtl w:val="0"/>
               </w:rPr>
               <w:t xml:space="preserve">{% for it in items %}{{ it.quantity }}
@@ -2780,6 +2781,7 @@
             </w:pPr>
             <w:r>
               <w:rPr>
+                <w:rFonts w:ascii="Arial" w:cs="Arial" w:eastAsia="Arial" w:hAnsi="Arial"/>
                 <w:rtl w:val="0"/>
               </w:rPr>
               <w:t xml:space="preserve">{% for it in items %}${{ it.rate_per_unit }}
@@ -2831,6 +2833,7 @@
             </w:pPr>
             <w:r>
               <w:rPr>
+                <w:rFonts w:ascii="Arial" w:cs="Arial" w:eastAsia="Arial" w:hAnsi="Arial"/>
                 <w:rtl w:val="0"/>
               </w:rPr>
               <w:t xml:space="preserve">${{ freight_usd }}</w:t>
@@ -2883,6 +2886,7 @@
             </w:pPr>
             <w:r>
               <w:rPr>
+                <w:rFonts w:ascii="Arial" w:cs="Arial" w:eastAsia="Arial" w:hAnsi="Arial"/>
                 <w:rtl w:val="0"/>
               </w:rPr>
               <w:t xml:space="preserve">{% for it in items %}${{ it.amount_usd }}

--- a/templates/Commercial_Invoice.docx
+++ b/templates/Commercial_Invoice.docx
@@ -2525,9 +2525,9 @@
                 <w:szCs w:val="18"/>
               </w:rPr>
               <w:t>
-                {% for it in items %}{{ it.quantity }}
+                {%tr for item in items %}{{ item.quantity }}
                 <w:br/>
-                {{ it.amount_usd }}{% endfor %}
+                {{ item.amount_usd }}{%tr endfor %}
               </w:t>
             </w:r>
           </w:p>
@@ -2610,9 +2610,9 @@
                 <w:szCs w:val="18"/>
               </w:rPr>
               <w:t>
-                {% for it in items %}${{ it.hsn_code }}
+                {%tr for item in items %}${{ item.hsn_code }}
                 <w:br/>
-                {{ it.rate_per_unit }}{% endfor %}
+                {{ item.rate_per_unit }}{%tr endfor %}
               </w:t>
             </w:r>
           </w:p>

--- a/templates/Commercial_Invoice.docx
+++ b/templates/Commercial_Invoice.docx
@@ -2525,9 +2525,9 @@
                 <w:szCs w:val="18"/>
               </w:rPr>
               <w:t>
-                {%tr for item in items %}{{ item.quantity }}
+                {% for item in items %}{{ item.quantity }}
                 <w:br/>
-                {{ item.amount_usd }}{%tr endfor %}
+                {{ item.amount_usd }}{% endfor %}
               </w:t>
             </w:r>
           </w:p>
@@ -2610,9 +2610,9 @@
                 <w:szCs w:val="18"/>
               </w:rPr>
               <w:t>
-                {%tr for item in items %}${{ item.hsn_code }}
+                {% for item in items %}${{ item.hsn_code }}
                 <w:br/>
-                {{ item.rate_per_unit }}{%tr endfor %}
+                {{ item.rate_per_unit }}{% endfor %}
               </w:t>
             </w:r>
           </w:p>

--- a/templates/Commercial_Invoice.docx
+++ b/templates/Commercial_Invoice.docx
@@ -2524,11 +2524,7 @@
                 <w:sz w:val="18"/>
                 <w:szCs w:val="18"/>
               </w:rPr>
-              <w:t>
-                {% for item in items %}{{ item.quantity }}
-                <w:br/>
-                {{ item.amount_usd }}{% endfor %}
-              </w:t>
+              <w:t>{% for item in items %}{{ item.quantity }}{% endfor %}</w:t>
             </w:r>
           </w:p>
           <w:p>
@@ -2609,11 +2605,7 @@
                 <w:sz w:val="18"/>
                 <w:szCs w:val="18"/>
               </w:rPr>
-              <w:t>
-                {% for item in items %}${{ item.hsn_code }}
-                <w:br/>
-                {{ item.rate_per_unit }}{% endfor %}
-              </w:t>
+              <w:t>{% for item in items %}${{ item.rate_per_unit }}{% endfor %}</w:t>
             </w:r>
           </w:p>
           <w:p>
@@ -2912,13 +2904,7 @@
                 <w:sz w:val="18"/>
                 <w:szCs w:val="18"/>
               </w:rPr>
-              <w:t>
-                ${{ total_cif_usd }}
-                <w:br/>
-                {{ freight_usd }}
-                <w:br/>
-                {{ total_fob_usd }}
-              </w:t>
+              <w:t>${{ total_cif_usd }}</w:t>
             </w:r>
           </w:p>
           <w:p>

--- a/templates/Commercial_Invoice.docx
+++ b/templates/Commercial_Invoice.docx
@@ -2682,7 +2682,7 @@
                 <w:vertAlign w:val="baseline"/>
                 <w:rtl w:val="0"/>
               </w:rPr>
-              <w:t xml:space="preserve">{% for it in items %}{{ it.description_commercial }}
+              <w:t xml:space="preserve">{% for it in items %}{{ it.description }}
 {% endfor %}</w:t>
             </w:r>
           </w:p>

--- a/templates/Commercial_Invoice.docx
+++ b/templates/Commercial_Invoice.docx
@@ -2682,7 +2682,7 @@
                 <w:vertAlign w:val="baseline"/>
                 <w:rtl w:val="0"/>
               </w:rPr>
-              <w:t xml:space="preserve">{% for it in items %}{{ it.description }}
+              <w:t xml:space="preserve">{% for it in items %}{{ it.description_commercial }}
 {% endfor %}</w:t>
             </w:r>
           </w:p>

--- a/templates/Commercial_Invoice.docx
+++ b/templates/Commercial_Invoice.docx
@@ -2618,7 +2618,7 @@
                 <w:vertAlign w:val="baseline"/>
                 <w:rtl w:val="0"/>
               </w:rPr>
-              <w:t xml:space="preserve">{% for it in items %}{{ "%02d" % it.sr_start }} TO {{ "%02d" % it.sr_end }}
+              <w:t xml:space="preserve">{% for it in items %}{{ "%02d" % it.sr_no }}
 {% endfor %}</w:t>
             </w:r>
           </w:p>

--- a/templates/Commercial_Invoice.docx
+++ b/templates/Commercial_Invoice.docx
@@ -8,7 +8,7 @@
         <w:tblpPr w:vertAnchor="page" w:horzAnchor="margin" w:tblpXSpec="center" w:leftFromText="180" w:rightFromText="180" w:tblpY="2056"/>
         <w:tblW w:w="10271" w:type="dxa"/>
         <w:jc w:val="left"/>
-        <w:tblInd w:w="0" w:type="dxa"/>
+        <w:tblInd w:w="108" w:type="dxa"/>
         <w:tblLayout w:type="fixed"/>
         <w:tblCellMar>
           <w:top w:w="0" w:type="dxa"/>
@@ -19,8 +19,8 @@
         <w:tblLook w:val="0000"/>
       </w:tblPr>
       <w:tblGrid>
-        <w:gridCol w:w="708"/>
-        <w:gridCol w:w="1003"/>
+        <w:gridCol w:w="707"/>
+        <w:gridCol w:w="1004"/>
         <w:gridCol w:w="473"/>
         <w:gridCol w:w="1239"/>
         <w:gridCol w:w="635"/>
@@ -29,8 +29,8 @@
         <w:gridCol w:w="997"/>
         <w:gridCol w:w="567"/>
         <w:gridCol w:w="1101"/>
-        <w:gridCol w:w="1001"/>
-        <w:gridCol w:w="1056"/>
+        <w:gridCol w:w="1002"/>
+        <w:gridCol w:w="1055"/>
       </w:tblGrid>
       <w:tr>
         <w:trPr>
@@ -50,7 +50,6 @@
               <w:keepNext w:val="false"/>
               <w:keepLines w:val="false"/>
               <w:widowControl/>
-              <w:pBdr/>
               <w:shd w:val="clear" w:fill="auto"/>
               <w:spacing w:lineRule="auto" w:line="240" w:before="0" w:after="0"/>
               <w:ind w:hanging="0" w:left="0" w:right="60"/>
@@ -113,7 +112,6 @@
               <w:keepNext w:val="false"/>
               <w:keepLines w:val="false"/>
               <w:widowControl/>
-              <w:pBdr/>
               <w:shd w:val="clear" w:fill="auto"/>
               <w:spacing w:lineRule="auto" w:line="240" w:before="0" w:after="0"/>
               <w:ind w:hanging="0" w:left="0" w:right="60"/>
@@ -176,7 +174,6 @@
               <w:keepNext w:val="false"/>
               <w:keepLines w:val="false"/>
               <w:widowControl/>
-              <w:pBdr/>
               <w:shd w:val="clear" w:fill="auto"/>
               <w:spacing w:lineRule="auto" w:line="240" w:before="0" w:after="0"/>
               <w:ind w:hanging="0" w:left="-70" w:right="60"/>
@@ -269,20 +266,18 @@
               <w:pStyle w:val="normal1"/>
               <w:ind w:hanging="0" w:left="90"/>
               <w:rPr>
-                <w:rFonts w:ascii="Arial" w:hAnsi="Arial" w:eastAsia="Arial" w:cs="Arial"/>
+                <w:rFonts w:ascii="Arial" w:hAnsi="Arial"/>
+                <w:sz w:val="20"/>
+                <w:szCs w:val="20"/>
+              </w:rPr>
+            </w:pPr>
+            <w:r>
+              <w:rPr>
+                <w:rFonts w:eastAsia="Arial" w:cs="Arial" w:ascii="Arial" w:hAnsi="Arial"/>
                 <w:b/>
                 <w:bCs/>
-                <w:sz w:val="16"/>
-                <w:szCs w:val="16"/>
-              </w:rPr>
-            </w:pPr>
-            <w:r>
-              <w:rPr>
-                <w:rFonts w:eastAsia="Arial" w:cs="Arial" w:ascii="Arial" w:hAnsi="Arial"/>
-                <w:b/>
-                <w:bCs/>
-                <w:sz w:val="16"/>
-                <w:szCs w:val="16"/>
+                <w:sz w:val="20"/>
+                <w:szCs w:val="20"/>
               </w:rPr>
               <w:t>EXPORTER / MANUFACTURER</w:t>
             </w:r>
@@ -293,30 +288,53 @@
               <w:keepNext w:val="false"/>
               <w:keepLines w:val="false"/>
               <w:widowControl/>
-              <w:pBdr/>
               <w:shd w:val="clear" w:fill="auto"/>
               <w:spacing w:lineRule="auto" w:line="240" w:before="0" w:after="0"/>
               <w:ind w:hanging="0" w:left="90" w:right="0"/>
               <w:jc w:val="left"/>
               <w:rPr>
-                <w:rFonts w:ascii="Arial" w:hAnsi="Arial" w:eastAsia="Arial" w:cs="Arial"/>
+                <w:rFonts w:ascii="Arial" w:hAnsi="Arial"/>
+                <w:sz w:val="20"/>
+                <w:szCs w:val="20"/>
+              </w:rPr>
+            </w:pPr>
+            <w:r>
+              <w:rPr>
+                <w:rFonts w:eastAsia="Arial" w:cs="Arial" w:ascii="Arial" w:hAnsi="Arial"/>
                 <w:b w:val="false"/>
                 <w:bCs w:val="false"/>
                 <w:i w:val="false"/>
-                <w:i w:val="false"/>
-                <w:iCs w:val="false"/>
-                <w:caps w:val="false"/>
-                <w:smallCaps w:val="false"/>
-                <w:strike w:val="false"/>
-                <w:dstrike w:val="false"/>
-                <w:color w:val="000000"/>
-                <w:position w:val="0"/>
-                <w:sz w:val="16"/>
-                <w:sz w:val="16"/>
-                <w:szCs w:val="16"/>
-                <w:u w:val="none"/>
-                <w:shd w:fill="auto" w:val="clear"/>
-                <w:vertAlign w:val="baseline"/>
+                <w:iCs w:val="false"/>
+                <w:caps w:val="false"/>
+                <w:smallCaps w:val="false"/>
+                <w:strike w:val="false"/>
+                <w:dstrike w:val="false"/>
+                <w:color w:val="000000"/>
+                <w:position w:val="0"/>
+                <w:sz w:val="20"/>
+                <w:sz w:val="20"/>
+                <w:szCs w:val="20"/>
+                <w:u w:val="none"/>
+                <w:shd w:fill="auto" w:val="clear"/>
+                <w:vertAlign w:val="baseline"/>
+              </w:rPr>
+              <w:t>{{ exporter.company_name }}</w:t>
+            </w:r>
+          </w:p>
+          <w:p>
+            <w:pPr>
+              <w:pStyle w:val="normal1"/>
+              <w:keepNext w:val="false"/>
+              <w:keepLines w:val="false"/>
+              <w:widowControl/>
+              <w:shd w:val="clear" w:fill="auto"/>
+              <w:spacing w:lineRule="auto" w:line="240" w:before="0" w:after="0"/>
+              <w:ind w:hanging="0" w:left="90" w:right="0"/>
+              <w:jc w:val="left"/>
+              <w:rPr>
+                <w:rFonts w:ascii="Arial" w:hAnsi="Arial"/>
+                <w:sz w:val="20"/>
+                <w:szCs w:val="20"/>
               </w:rPr>
             </w:pPr>
             <w:r>
@@ -332,119 +350,48 @@
                 <w:dstrike w:val="false"/>
                 <w:color w:val="000000"/>
                 <w:position w:val="0"/>
-                <w:sz w:val="16"/>
-                <w:sz w:val="16"/>
-                <w:szCs w:val="16"/>
-                <w:u w:val="none"/>
-                <w:shd w:fill="auto" w:val="clear"/>
-                <w:vertAlign w:val="baseline"/>
-              </w:rPr>
-              <w:t>{{ exporter.company_name }}</w:t>
-            </w:r>
-          </w:p>
-          <w:p>
-            <w:pPr>
-              <w:pStyle w:val="normal1"/>
-              <w:keepNext w:val="false"/>
-              <w:keepLines w:val="false"/>
-              <w:widowControl/>
-              <w:pBdr/>
+                <w:sz w:val="20"/>
+                <w:sz w:val="20"/>
+                <w:szCs w:val="20"/>
+                <w:u w:val="none"/>
+                <w:shd w:fill="auto" w:val="clear"/>
+                <w:vertAlign w:val="baseline"/>
+              </w:rPr>
+              <w:t>{{ exporter.address }}</w:t>
+            </w:r>
+          </w:p>
+          <w:p>
+            <w:pPr>
+              <w:pStyle w:val="normal1"/>
+              <w:keepNext w:val="false"/>
+              <w:keepLines w:val="false"/>
+              <w:widowControl/>
               <w:shd w:val="clear" w:fill="auto"/>
               <w:spacing w:lineRule="auto" w:line="240" w:before="0" w:after="0"/>
               <w:ind w:hanging="0" w:left="90" w:right="0"/>
               <w:jc w:val="left"/>
               <w:rPr>
-                <w:rFonts w:ascii="Arial" w:hAnsi="Arial" w:eastAsia="Arial" w:cs="Arial"/>
+                <w:rFonts w:ascii="Arial" w:hAnsi="Arial"/>
+                <w:sz w:val="20"/>
+                <w:szCs w:val="20"/>
+              </w:rPr>
+            </w:pPr>
+            <w:r>
+              <w:rPr>
+                <w:rFonts w:eastAsia="Arial" w:cs="Arial" w:ascii="Arial" w:hAnsi="Arial"/>
                 <w:b w:val="false"/>
                 <w:bCs w:val="false"/>
                 <w:i w:val="false"/>
-                <w:i w:val="false"/>
-                <w:iCs w:val="false"/>
-                <w:caps w:val="false"/>
-                <w:smallCaps w:val="false"/>
-                <w:strike w:val="false"/>
-                <w:dstrike w:val="false"/>
-                <w:color w:val="000000"/>
-                <w:position w:val="0"/>
-                <w:sz w:val="16"/>
-                <w:sz w:val="16"/>
-                <w:szCs w:val="16"/>
-                <w:u w:val="none"/>
-                <w:shd w:fill="auto" w:val="clear"/>
-                <w:vertAlign w:val="baseline"/>
-              </w:rPr>
-            </w:pPr>
-            <w:r>
-              <w:rPr>
-                <w:rFonts w:eastAsia="Arial" w:cs="Arial" w:ascii="Arial" w:hAnsi="Arial"/>
-                <w:b w:val="false"/>
-                <w:bCs w:val="false"/>
-                <w:i w:val="false"/>
-                <w:iCs w:val="false"/>
-                <w:caps w:val="false"/>
-                <w:smallCaps w:val="false"/>
-                <w:strike w:val="false"/>
-                <w:dstrike w:val="false"/>
-                <w:color w:val="000000"/>
-                <w:position w:val="0"/>
-                <w:sz w:val="16"/>
-                <w:sz w:val="16"/>
-                <w:szCs w:val="16"/>
-                <w:u w:val="none"/>
-                <w:shd w:fill="auto" w:val="clear"/>
-                <w:vertAlign w:val="baseline"/>
-              </w:rPr>
-              <w:t>{{ exporter.address }}</w:t>
-            </w:r>
-          </w:p>
-          <w:p>
-            <w:pPr>
-              <w:pStyle w:val="normal1"/>
-              <w:keepNext w:val="false"/>
-              <w:keepLines w:val="false"/>
-              <w:widowControl/>
-              <w:pBdr/>
-              <w:shd w:val="clear" w:fill="auto"/>
-              <w:spacing w:lineRule="auto" w:line="240" w:before="0" w:after="0"/>
-              <w:ind w:hanging="0" w:left="90" w:right="0"/>
-              <w:jc w:val="left"/>
-              <w:rPr>
-                <w:rFonts w:ascii="Arial" w:hAnsi="Arial" w:eastAsia="Arial" w:cs="Arial"/>
-                <w:b w:val="false"/>
-                <w:bCs w:val="false"/>
-                <w:i w:val="false"/>
-                <w:i w:val="false"/>
-                <w:iCs w:val="false"/>
-                <w:caps w:val="false"/>
-                <w:smallCaps w:val="false"/>
-                <w:strike w:val="false"/>
-                <w:dstrike w:val="false"/>
-                <w:color w:val="000000"/>
-                <w:position w:val="0"/>
-                <w:sz w:val="16"/>
-                <w:sz w:val="16"/>
-                <w:szCs w:val="16"/>
-                <w:u w:val="none"/>
-                <w:shd w:fill="auto" w:val="clear"/>
-                <w:vertAlign w:val="baseline"/>
-              </w:rPr>
-            </w:pPr>
-            <w:r>
-              <w:rPr>
-                <w:rFonts w:eastAsia="Arial" w:cs="Arial" w:ascii="Arial" w:hAnsi="Arial"/>
-                <w:b w:val="false"/>
-                <w:bCs w:val="false"/>
-                <w:i w:val="false"/>
-                <w:iCs w:val="false"/>
-                <w:caps w:val="false"/>
-                <w:smallCaps w:val="false"/>
-                <w:strike w:val="false"/>
-                <w:dstrike w:val="false"/>
-                <w:color w:val="000000"/>
-                <w:position w:val="0"/>
-                <w:sz w:val="16"/>
-                <w:sz w:val="16"/>
-                <w:szCs w:val="16"/>
+                <w:iCs w:val="false"/>
+                <w:caps w:val="false"/>
+                <w:smallCaps w:val="false"/>
+                <w:strike w:val="false"/>
+                <w:dstrike w:val="false"/>
+                <w:color w:val="000000"/>
+                <w:position w:val="0"/>
+                <w:sz w:val="20"/>
+                <w:sz w:val="20"/>
+                <w:szCs w:val="20"/>
                 <w:u w:val="none"/>
                 <w:shd w:fill="auto" w:val="clear"/>
                 <w:vertAlign w:val="baseline"/>
@@ -470,48 +417,32 @@
               <w:keepNext w:val="false"/>
               <w:keepLines w:val="false"/>
               <w:widowControl/>
-              <w:pBdr/>
               <w:shd w:val="clear" w:fill="auto"/>
               <w:spacing w:lineRule="auto" w:line="240" w:before="0" w:after="0"/>
               <w:ind w:hanging="0" w:left="90" w:right="0"/>
               <w:jc w:val="center"/>
               <w:rPr>
-                <w:rFonts w:ascii="Arial" w:hAnsi="Arial" w:eastAsia="Arial" w:cs="Arial"/>
+                <w:rFonts w:ascii="Arial" w:hAnsi="Arial"/>
+                <w:sz w:val="20"/>
+                <w:szCs w:val="20"/>
+              </w:rPr>
+            </w:pPr>
+            <w:r>
+              <w:rPr>
+                <w:rFonts w:eastAsia="Arial" w:cs="Arial" w:ascii="Arial" w:hAnsi="Arial"/>
                 <w:b/>
                 <w:bCs/>
                 <w:i w:val="false"/>
-                <w:i w:val="false"/>
-                <w:iCs w:val="false"/>
-                <w:caps w:val="false"/>
-                <w:smallCaps w:val="false"/>
-                <w:strike w:val="false"/>
-                <w:dstrike w:val="false"/>
-                <w:color w:val="000000"/>
-                <w:position w:val="0"/>
-                <w:sz w:val="16"/>
-                <w:sz w:val="16"/>
-                <w:szCs w:val="16"/>
-                <w:u w:val="none"/>
-                <w:shd w:fill="auto" w:val="clear"/>
-                <w:vertAlign w:val="baseline"/>
-              </w:rPr>
-            </w:pPr>
-            <w:r>
-              <w:rPr>
-                <w:rFonts w:eastAsia="Arial" w:cs="Arial" w:ascii="Arial" w:hAnsi="Arial"/>
-                <w:b/>
-                <w:bCs/>
-                <w:i w:val="false"/>
-                <w:iCs w:val="false"/>
-                <w:caps w:val="false"/>
-                <w:smallCaps w:val="false"/>
-                <w:strike w:val="false"/>
-                <w:dstrike w:val="false"/>
-                <w:color w:val="000000"/>
-                <w:position w:val="0"/>
-                <w:sz w:val="16"/>
-                <w:sz w:val="16"/>
-                <w:szCs w:val="16"/>
+                <w:iCs w:val="false"/>
+                <w:caps w:val="false"/>
+                <w:smallCaps w:val="false"/>
+                <w:strike w:val="false"/>
+                <w:dstrike w:val="false"/>
+                <w:color w:val="000000"/>
+                <w:position w:val="0"/>
+                <w:sz w:val="20"/>
+                <w:sz w:val="20"/>
+                <w:szCs w:val="20"/>
                 <w:u w:val="none"/>
                 <w:shd w:fill="auto" w:val="clear"/>
                 <w:vertAlign w:val="baseline"/>
@@ -525,30 +456,53 @@
               <w:keepNext w:val="false"/>
               <w:keepLines w:val="false"/>
               <w:widowControl/>
-              <w:pBdr/>
               <w:shd w:val="clear" w:fill="auto"/>
               <w:spacing w:lineRule="auto" w:line="240" w:before="0" w:after="0"/>
               <w:ind w:hanging="0" w:left="90" w:right="0"/>
               <w:jc w:val="center"/>
               <w:rPr>
-                <w:rFonts w:ascii="Arial" w:hAnsi="Arial" w:eastAsia="Arial" w:cs="Arial"/>
+                <w:rFonts w:ascii="Arial" w:hAnsi="Arial"/>
+                <w:sz w:val="20"/>
+                <w:szCs w:val="20"/>
+              </w:rPr>
+            </w:pPr>
+            <w:r>
+              <w:rPr>
+                <w:rFonts w:eastAsia="Arial" w:cs="Arial" w:ascii="Arial" w:hAnsi="Arial"/>
                 <w:b w:val="false"/>
                 <w:bCs w:val="false"/>
                 <w:i w:val="false"/>
-                <w:i w:val="false"/>
-                <w:iCs w:val="false"/>
-                <w:caps w:val="false"/>
-                <w:smallCaps w:val="false"/>
-                <w:strike w:val="false"/>
-                <w:dstrike w:val="false"/>
-                <w:color w:val="000000"/>
-                <w:position w:val="0"/>
-                <w:sz w:val="16"/>
-                <w:sz w:val="16"/>
-                <w:szCs w:val="16"/>
-                <w:u w:val="none"/>
-                <w:shd w:fill="auto" w:val="clear"/>
-                <w:vertAlign w:val="baseline"/>
+                <w:iCs w:val="false"/>
+                <w:caps w:val="false"/>
+                <w:smallCaps w:val="false"/>
+                <w:strike w:val="false"/>
+                <w:dstrike w:val="false"/>
+                <w:color w:val="000000"/>
+                <w:position w:val="0"/>
+                <w:sz w:val="20"/>
+                <w:sz w:val="20"/>
+                <w:szCs w:val="20"/>
+                <w:u w:val="none"/>
+                <w:shd w:fill="auto" w:val="clear"/>
+                <w:vertAlign w:val="baseline"/>
+              </w:rPr>
+              <w:t>{{ invoice_no }}</w:t>
+            </w:r>
+          </w:p>
+          <w:p>
+            <w:pPr>
+              <w:pStyle w:val="normal1"/>
+              <w:keepNext w:val="false"/>
+              <w:keepLines w:val="false"/>
+              <w:widowControl/>
+              <w:shd w:val="clear" w:fill="auto"/>
+              <w:spacing w:lineRule="auto" w:line="240" w:before="0" w:after="0"/>
+              <w:ind w:hanging="0" w:left="90" w:right="0"/>
+              <w:jc w:val="center"/>
+              <w:rPr>
+                <w:rFonts w:ascii="Arial" w:hAnsi="Arial"/>
+                <w:sz w:val="20"/>
+                <w:szCs w:val="20"/>
               </w:rPr>
             </w:pPr>
             <w:r>
@@ -564,64 +518,9 @@
                 <w:dstrike w:val="false"/>
                 <w:color w:val="000000"/>
                 <w:position w:val="0"/>
-                <w:sz w:val="16"/>
-                <w:sz w:val="16"/>
-                <w:szCs w:val="16"/>
-                <w:u w:val="none"/>
-                <w:shd w:fill="auto" w:val="clear"/>
-                <w:vertAlign w:val="baseline"/>
-              </w:rPr>
-              <w:t>{{ invoice_no }}</w:t>
-            </w:r>
-          </w:p>
-          <w:p>
-            <w:pPr>
-              <w:pStyle w:val="normal1"/>
-              <w:keepNext w:val="false"/>
-              <w:keepLines w:val="false"/>
-              <w:widowControl/>
-              <w:pBdr/>
-              <w:shd w:val="clear" w:fill="auto"/>
-              <w:spacing w:lineRule="auto" w:line="240" w:before="0" w:after="0"/>
-              <w:ind w:hanging="0" w:left="90" w:right="0"/>
-              <w:jc w:val="center"/>
-              <w:rPr>
-                <w:rFonts w:ascii="Arial" w:hAnsi="Arial" w:eastAsia="Arial" w:cs="Arial"/>
-                <w:b w:val="false"/>
-                <w:bCs w:val="false"/>
-                <w:i w:val="false"/>
-                <w:i w:val="false"/>
-                <w:iCs w:val="false"/>
-                <w:caps w:val="false"/>
-                <w:smallCaps w:val="false"/>
-                <w:strike w:val="false"/>
-                <w:dstrike w:val="false"/>
-                <w:color w:val="000000"/>
-                <w:position w:val="0"/>
-                <w:sz w:val="16"/>
-                <w:sz w:val="16"/>
-                <w:szCs w:val="16"/>
-                <w:u w:val="none"/>
-                <w:shd w:fill="auto" w:val="clear"/>
-                <w:vertAlign w:val="baseline"/>
-              </w:rPr>
-            </w:pPr>
-            <w:r>
-              <w:rPr>
-                <w:rFonts w:eastAsia="Arial" w:cs="Arial" w:ascii="Arial" w:hAnsi="Arial"/>
-                <w:b w:val="false"/>
-                <w:bCs w:val="false"/>
-                <w:i w:val="false"/>
-                <w:iCs w:val="false"/>
-                <w:caps w:val="false"/>
-                <w:smallCaps w:val="false"/>
-                <w:strike w:val="false"/>
-                <w:dstrike w:val="false"/>
-                <w:color w:val="000000"/>
-                <w:position w:val="0"/>
-                <w:sz w:val="16"/>
-                <w:sz w:val="16"/>
-                <w:szCs w:val="16"/>
+                <w:sz w:val="20"/>
+                <w:sz w:val="20"/>
+                <w:szCs w:val="20"/>
                 <w:u w:val="none"/>
                 <w:shd w:fill="auto" w:val="clear"/>
                 <w:vertAlign w:val="baseline"/>
@@ -651,48 +550,32 @@
               <w:keepNext w:val="false"/>
               <w:keepLines w:val="false"/>
               <w:widowControl/>
-              <w:pBdr/>
               <w:shd w:val="clear" w:fill="auto"/>
               <w:spacing w:lineRule="auto" w:line="240" w:before="59" w:after="0"/>
               <w:ind w:hanging="0" w:left="90" w:right="0"/>
               <w:jc w:val="left"/>
               <w:rPr>
-                <w:rFonts w:ascii="Arial" w:hAnsi="Arial" w:eastAsia="Arial" w:cs="Arial"/>
+                <w:rFonts w:ascii="Arial" w:hAnsi="Arial"/>
+                <w:sz w:val="20"/>
+                <w:szCs w:val="20"/>
+              </w:rPr>
+            </w:pPr>
+            <w:r>
+              <w:rPr>
+                <w:rFonts w:eastAsia="Arial" w:cs="Arial" w:ascii="Arial" w:hAnsi="Arial"/>
                 <w:b/>
                 <w:bCs/>
                 <w:i w:val="false"/>
-                <w:i w:val="false"/>
-                <w:iCs w:val="false"/>
-                <w:caps w:val="false"/>
-                <w:smallCaps w:val="false"/>
-                <w:strike w:val="false"/>
-                <w:dstrike w:val="false"/>
-                <w:color w:val="000000"/>
-                <w:position w:val="0"/>
-                <w:sz w:val="16"/>
-                <w:sz w:val="16"/>
-                <w:szCs w:val="16"/>
-                <w:u w:val="none"/>
-                <w:shd w:fill="auto" w:val="clear"/>
-                <w:vertAlign w:val="baseline"/>
-              </w:rPr>
-            </w:pPr>
-            <w:r>
-              <w:rPr>
-                <w:rFonts w:eastAsia="Arial" w:cs="Arial" w:ascii="Arial" w:hAnsi="Arial"/>
-                <w:b/>
-                <w:bCs/>
-                <w:i w:val="false"/>
-                <w:iCs w:val="false"/>
-                <w:caps w:val="false"/>
-                <w:smallCaps w:val="false"/>
-                <w:strike w:val="false"/>
-                <w:dstrike w:val="false"/>
-                <w:color w:val="000000"/>
-                <w:position w:val="0"/>
-                <w:sz w:val="16"/>
-                <w:sz w:val="16"/>
-                <w:szCs w:val="16"/>
+                <w:iCs w:val="false"/>
+                <w:caps w:val="false"/>
+                <w:smallCaps w:val="false"/>
+                <w:strike w:val="false"/>
+                <w:dstrike w:val="false"/>
+                <w:color w:val="000000"/>
+                <w:position w:val="0"/>
+                <w:sz w:val="20"/>
+                <w:sz w:val="20"/>
+                <w:szCs w:val="20"/>
                 <w:u w:val="none"/>
                 <w:shd w:fill="auto" w:val="clear"/>
                 <w:vertAlign w:val="baseline"/>
@@ -719,48 +602,32 @@
               <w:keepNext w:val="false"/>
               <w:keepLines w:val="false"/>
               <w:widowControl/>
-              <w:pBdr/>
               <w:shd w:val="clear" w:fill="auto"/>
               <w:spacing w:lineRule="auto" w:line="240" w:before="59" w:after="0"/>
               <w:ind w:hanging="0" w:left="90" w:right="0"/>
               <w:jc w:val="left"/>
               <w:rPr>
-                <w:rFonts w:ascii="Arial" w:hAnsi="Arial" w:eastAsia="Arial" w:cs="Arial"/>
+                <w:rFonts w:ascii="Arial" w:hAnsi="Arial"/>
+                <w:sz w:val="20"/>
+                <w:szCs w:val="20"/>
+              </w:rPr>
+            </w:pPr>
+            <w:r>
+              <w:rPr>
+                <w:rFonts w:eastAsia="Arial" w:cs="Arial" w:ascii="Arial" w:hAnsi="Arial"/>
                 <w:b/>
                 <w:bCs/>
                 <w:i w:val="false"/>
-                <w:i w:val="false"/>
-                <w:iCs w:val="false"/>
-                <w:caps w:val="false"/>
-                <w:smallCaps w:val="false"/>
-                <w:strike w:val="false"/>
-                <w:dstrike w:val="false"/>
-                <w:color w:val="000000"/>
-                <w:position w:val="0"/>
-                <w:sz w:val="16"/>
-                <w:sz w:val="16"/>
-                <w:szCs w:val="16"/>
-                <w:u w:val="none"/>
-                <w:shd w:fill="auto" w:val="clear"/>
-                <w:vertAlign w:val="baseline"/>
-              </w:rPr>
-            </w:pPr>
-            <w:r>
-              <w:rPr>
-                <w:rFonts w:eastAsia="Arial" w:cs="Arial" w:ascii="Arial" w:hAnsi="Arial"/>
-                <w:b/>
-                <w:bCs/>
-                <w:i w:val="false"/>
-                <w:iCs w:val="false"/>
-                <w:caps w:val="false"/>
-                <w:smallCaps w:val="false"/>
-                <w:strike w:val="false"/>
-                <w:dstrike w:val="false"/>
-                <w:color w:val="000000"/>
-                <w:position w:val="0"/>
-                <w:sz w:val="16"/>
-                <w:sz w:val="16"/>
-                <w:szCs w:val="16"/>
+                <w:iCs w:val="false"/>
+                <w:caps w:val="false"/>
+                <w:smallCaps w:val="false"/>
+                <w:strike w:val="false"/>
+                <w:dstrike w:val="false"/>
+                <w:color w:val="000000"/>
+                <w:position w:val="0"/>
+                <w:sz w:val="20"/>
+                <w:sz w:val="20"/>
+                <w:szCs w:val="20"/>
                 <w:u w:val="none"/>
                 <w:shd w:fill="auto" w:val="clear"/>
                 <w:vertAlign w:val="baseline"/>
@@ -774,30 +641,53 @@
               <w:keepNext w:val="false"/>
               <w:keepLines w:val="false"/>
               <w:widowControl/>
-              <w:pBdr/>
               <w:shd w:val="clear" w:fill="auto"/>
               <w:spacing w:lineRule="auto" w:line="240" w:before="0" w:after="0"/>
               <w:ind w:hanging="0" w:left="90" w:right="0"/>
               <w:jc w:val="left"/>
               <w:rPr>
-                <w:rFonts w:ascii="Arial" w:hAnsi="Arial" w:eastAsia="Arial" w:cs="Arial"/>
+                <w:rFonts w:ascii="Arial" w:hAnsi="Arial"/>
+                <w:sz w:val="20"/>
+                <w:szCs w:val="20"/>
+              </w:rPr>
+            </w:pPr>
+            <w:r>
+              <w:rPr>
+                <w:rFonts w:eastAsia="Arial" w:cs="Arial" w:ascii="Arial" w:hAnsi="Arial"/>
                 <w:b w:val="false"/>
                 <w:bCs w:val="false"/>
                 <w:i w:val="false"/>
-                <w:i w:val="false"/>
-                <w:iCs w:val="false"/>
-                <w:caps w:val="false"/>
-                <w:smallCaps w:val="false"/>
-                <w:strike w:val="false"/>
-                <w:dstrike w:val="false"/>
-                <w:color w:val="000000"/>
-                <w:position w:val="0"/>
-                <w:sz w:val="16"/>
-                <w:sz w:val="16"/>
-                <w:szCs w:val="16"/>
-                <w:u w:val="none"/>
-                <w:shd w:fill="auto" w:val="clear"/>
-                <w:vertAlign w:val="baseline"/>
+                <w:iCs w:val="false"/>
+                <w:caps w:val="false"/>
+                <w:smallCaps w:val="false"/>
+                <w:strike w:val="false"/>
+                <w:dstrike w:val="false"/>
+                <w:color w:val="000000"/>
+                <w:position w:val="0"/>
+                <w:sz w:val="20"/>
+                <w:sz w:val="20"/>
+                <w:szCs w:val="20"/>
+                <w:u w:val="none"/>
+                <w:shd w:fill="auto" w:val="clear"/>
+                <w:vertAlign w:val="baseline"/>
+              </w:rPr>
+              <w:t>{{ buyer.name }}</w:t>
+            </w:r>
+          </w:p>
+          <w:p>
+            <w:pPr>
+              <w:pStyle w:val="normal1"/>
+              <w:keepNext w:val="false"/>
+              <w:keepLines w:val="false"/>
+              <w:widowControl/>
+              <w:shd w:val="clear" w:fill="auto"/>
+              <w:spacing w:lineRule="auto" w:line="240" w:before="0" w:after="0"/>
+              <w:ind w:hanging="0" w:left="90" w:right="0"/>
+              <w:jc w:val="left"/>
+              <w:rPr>
+                <w:rFonts w:ascii="Arial" w:hAnsi="Arial"/>
+                <w:sz w:val="20"/>
+                <w:szCs w:val="20"/>
               </w:rPr>
             </w:pPr>
             <w:r>
@@ -813,119 +703,48 @@
                 <w:dstrike w:val="false"/>
                 <w:color w:val="000000"/>
                 <w:position w:val="0"/>
-                <w:sz w:val="16"/>
-                <w:sz w:val="16"/>
-                <w:szCs w:val="16"/>
-                <w:u w:val="none"/>
-                <w:shd w:fill="auto" w:val="clear"/>
-                <w:vertAlign w:val="baseline"/>
-              </w:rPr>
-              <w:t>{{ buyer.name }}</w:t>
-            </w:r>
-          </w:p>
-          <w:p>
-            <w:pPr>
-              <w:pStyle w:val="normal1"/>
-              <w:keepNext w:val="false"/>
-              <w:keepLines w:val="false"/>
-              <w:widowControl/>
-              <w:pBdr/>
+                <w:sz w:val="20"/>
+                <w:sz w:val="20"/>
+                <w:szCs w:val="20"/>
+                <w:u w:val="none"/>
+                <w:shd w:fill="auto" w:val="clear"/>
+                <w:vertAlign w:val="baseline"/>
+              </w:rPr>
+              <w:t>{{ buyer.address }}</w:t>
+            </w:r>
+          </w:p>
+          <w:p>
+            <w:pPr>
+              <w:pStyle w:val="normal1"/>
+              <w:keepNext w:val="false"/>
+              <w:keepLines w:val="false"/>
+              <w:widowControl/>
               <w:shd w:val="clear" w:fill="auto"/>
               <w:spacing w:lineRule="auto" w:line="240" w:before="0" w:after="0"/>
               <w:ind w:hanging="0" w:left="90" w:right="0"/>
               <w:jc w:val="left"/>
               <w:rPr>
-                <w:rFonts w:ascii="Arial" w:hAnsi="Arial" w:eastAsia="Arial" w:cs="Arial"/>
+                <w:rFonts w:ascii="Arial" w:hAnsi="Arial"/>
+                <w:sz w:val="20"/>
+                <w:szCs w:val="20"/>
+              </w:rPr>
+            </w:pPr>
+            <w:r>
+              <w:rPr>
+                <w:rFonts w:eastAsia="Arial" w:cs="Arial" w:ascii="Arial" w:hAnsi="Arial"/>
                 <w:b w:val="false"/>
                 <w:bCs w:val="false"/>
                 <w:i w:val="false"/>
-                <w:i w:val="false"/>
-                <w:iCs w:val="false"/>
-                <w:caps w:val="false"/>
-                <w:smallCaps w:val="false"/>
-                <w:strike w:val="false"/>
-                <w:dstrike w:val="false"/>
-                <w:color w:val="000000"/>
-                <w:position w:val="0"/>
-                <w:sz w:val="16"/>
-                <w:sz w:val="16"/>
-                <w:szCs w:val="16"/>
-                <w:u w:val="none"/>
-                <w:shd w:fill="auto" w:val="clear"/>
-                <w:vertAlign w:val="baseline"/>
-              </w:rPr>
-            </w:pPr>
-            <w:r>
-              <w:rPr>
-                <w:rFonts w:eastAsia="Arial" w:cs="Arial" w:ascii="Arial" w:hAnsi="Arial"/>
-                <w:b w:val="false"/>
-                <w:bCs w:val="false"/>
-                <w:i w:val="false"/>
-                <w:iCs w:val="false"/>
-                <w:caps w:val="false"/>
-                <w:smallCaps w:val="false"/>
-                <w:strike w:val="false"/>
-                <w:dstrike w:val="false"/>
-                <w:color w:val="000000"/>
-                <w:position w:val="0"/>
-                <w:sz w:val="16"/>
-                <w:sz w:val="16"/>
-                <w:szCs w:val="16"/>
-                <w:u w:val="none"/>
-                <w:shd w:fill="auto" w:val="clear"/>
-                <w:vertAlign w:val="baseline"/>
-              </w:rPr>
-              <w:t>{{ buyer.address }}</w:t>
-            </w:r>
-          </w:p>
-          <w:p>
-            <w:pPr>
-              <w:pStyle w:val="normal1"/>
-              <w:keepNext w:val="false"/>
-              <w:keepLines w:val="false"/>
-              <w:widowControl/>
-              <w:pBdr/>
-              <w:shd w:val="clear" w:fill="auto"/>
-              <w:spacing w:lineRule="auto" w:line="240" w:before="0" w:after="0"/>
-              <w:ind w:hanging="0" w:left="90" w:right="0"/>
-              <w:jc w:val="left"/>
-              <w:rPr>
-                <w:rFonts w:ascii="Arial" w:hAnsi="Arial" w:eastAsia="Arial" w:cs="Arial"/>
-                <w:b w:val="false"/>
-                <w:bCs w:val="false"/>
-                <w:i w:val="false"/>
-                <w:i w:val="false"/>
-                <w:iCs w:val="false"/>
-                <w:caps w:val="false"/>
-                <w:smallCaps w:val="false"/>
-                <w:strike w:val="false"/>
-                <w:dstrike w:val="false"/>
-                <w:color w:val="000000"/>
-                <w:position w:val="0"/>
-                <w:sz w:val="16"/>
-                <w:sz w:val="16"/>
-                <w:szCs w:val="16"/>
-                <w:u w:val="none"/>
-                <w:shd w:fill="auto" w:val="clear"/>
-                <w:vertAlign w:val="baseline"/>
-              </w:rPr>
-            </w:pPr>
-            <w:r>
-              <w:rPr>
-                <w:rFonts w:eastAsia="Arial" w:cs="Arial" w:ascii="Arial" w:hAnsi="Arial"/>
-                <w:b w:val="false"/>
-                <w:bCs w:val="false"/>
-                <w:i w:val="false"/>
-                <w:iCs w:val="false"/>
-                <w:caps w:val="false"/>
-                <w:smallCaps w:val="false"/>
-                <w:strike w:val="false"/>
-                <w:dstrike w:val="false"/>
-                <w:color w:val="000000"/>
-                <w:position w:val="0"/>
-                <w:sz w:val="16"/>
-                <w:sz w:val="16"/>
-                <w:szCs w:val="16"/>
+                <w:iCs w:val="false"/>
+                <w:caps w:val="false"/>
+                <w:smallCaps w:val="false"/>
+                <w:strike w:val="false"/>
+                <w:dstrike w:val="false"/>
+                <w:color w:val="000000"/>
+                <w:position w:val="0"/>
+                <w:sz w:val="20"/>
+                <w:sz w:val="20"/>
+                <w:szCs w:val="20"/>
                 <w:u w:val="none"/>
                 <w:shd w:fill="auto" w:val="clear"/>
                 <w:vertAlign w:val="baseline"/>
@@ -955,30 +774,53 @@
               <w:keepNext w:val="false"/>
               <w:keepLines w:val="false"/>
               <w:widowControl/>
-              <w:pBdr/>
               <w:shd w:val="clear" w:fill="auto"/>
               <w:spacing w:lineRule="auto" w:line="240" w:before="0" w:after="0"/>
               <w:ind w:hanging="0" w:left="90" w:right="0"/>
               <w:jc w:val="left"/>
               <w:rPr>
-                <w:rFonts w:ascii="Arial" w:hAnsi="Arial" w:eastAsia="Arial" w:cs="Arial"/>
+                <w:rFonts w:ascii="Arial" w:hAnsi="Arial"/>
+                <w:sz w:val="20"/>
+                <w:szCs w:val="20"/>
+              </w:rPr>
+            </w:pPr>
+            <w:r>
+              <w:rPr>
+                <w:rFonts w:eastAsia="Arial" w:cs="Arial" w:ascii="Arial" w:hAnsi="Arial"/>
                 <w:b w:val="false"/>
                 <w:bCs w:val="false"/>
                 <w:i w:val="false"/>
-                <w:i w:val="false"/>
-                <w:iCs w:val="false"/>
-                <w:caps w:val="false"/>
-                <w:smallCaps w:val="false"/>
-                <w:strike w:val="false"/>
-                <w:dstrike w:val="false"/>
-                <w:color w:val="000000"/>
-                <w:position w:val="0"/>
-                <w:sz w:val="16"/>
-                <w:sz w:val="16"/>
-                <w:szCs w:val="16"/>
-                <w:u w:val="none"/>
-                <w:shd w:fill="auto" w:val="clear"/>
-                <w:vertAlign w:val="baseline"/>
+                <w:iCs w:val="false"/>
+                <w:caps w:val="false"/>
+                <w:smallCaps w:val="false"/>
+                <w:strike w:val="false"/>
+                <w:dstrike w:val="false"/>
+                <w:color w:val="000000"/>
+                <w:position w:val="0"/>
+                <w:sz w:val="20"/>
+                <w:sz w:val="20"/>
+                <w:szCs w:val="20"/>
+                <w:u w:val="none"/>
+                <w:shd w:fill="auto" w:val="clear"/>
+                <w:vertAlign w:val="baseline"/>
+              </w:rPr>
+              <w:t>{{ notify_1 }}</w:t>
+            </w:r>
+          </w:p>
+          <w:p>
+            <w:pPr>
+              <w:pStyle w:val="normal1"/>
+              <w:keepNext w:val="false"/>
+              <w:keepLines w:val="false"/>
+              <w:widowControl/>
+              <w:shd w:val="clear" w:fill="auto"/>
+              <w:spacing w:lineRule="auto" w:line="240" w:before="0" w:after="0"/>
+              <w:ind w:hanging="0" w:left="90" w:right="0"/>
+              <w:jc w:val="left"/>
+              <w:rPr>
+                <w:rFonts w:ascii="Arial" w:hAnsi="Arial"/>
+                <w:sz w:val="20"/>
+                <w:szCs w:val="20"/>
               </w:rPr>
             </w:pPr>
             <w:r>
@@ -994,174 +836,87 @@
                 <w:dstrike w:val="false"/>
                 <w:color w:val="000000"/>
                 <w:position w:val="0"/>
-                <w:sz w:val="16"/>
-                <w:sz w:val="16"/>
-                <w:szCs w:val="16"/>
-                <w:u w:val="none"/>
-                <w:shd w:fill="auto" w:val="clear"/>
-                <w:vertAlign w:val="baseline"/>
-              </w:rPr>
-              <w:t>{{ notify_1 }}</w:t>
-            </w:r>
-          </w:p>
-          <w:p>
-            <w:pPr>
-              <w:pStyle w:val="normal1"/>
-              <w:keepNext w:val="false"/>
-              <w:keepLines w:val="false"/>
-              <w:widowControl/>
-              <w:pBdr/>
+                <w:sz w:val="20"/>
+                <w:sz w:val="20"/>
+                <w:szCs w:val="20"/>
+                <w:u w:val="none"/>
+                <w:shd w:fill="auto" w:val="clear"/>
+                <w:vertAlign w:val="baseline"/>
+              </w:rPr>
+              <w:t>NOTIFY 1:</w:t>
+            </w:r>
+          </w:p>
+          <w:p>
+            <w:pPr>
+              <w:pStyle w:val="normal1"/>
+              <w:keepNext w:val="false"/>
+              <w:keepLines w:val="false"/>
+              <w:widowControl/>
               <w:shd w:val="clear" w:fill="auto"/>
               <w:spacing w:lineRule="auto" w:line="240" w:before="0" w:after="0"/>
               <w:ind w:hanging="0" w:left="90" w:right="0"/>
               <w:jc w:val="left"/>
               <w:rPr>
-                <w:rFonts w:ascii="Arial" w:hAnsi="Arial" w:eastAsia="Arial" w:cs="Arial"/>
+                <w:rFonts w:ascii="Arial" w:hAnsi="Arial"/>
+                <w:sz w:val="20"/>
+                <w:szCs w:val="20"/>
+              </w:rPr>
+            </w:pPr>
+            <w:r>
+              <w:rPr>
+                <w:rFonts w:eastAsia="Arial" w:cs="Arial" w:ascii="Arial" w:hAnsi="Arial"/>
                 <w:b w:val="false"/>
                 <w:bCs w:val="false"/>
                 <w:i w:val="false"/>
-                <w:i w:val="false"/>
-                <w:iCs w:val="false"/>
-                <w:caps w:val="false"/>
-                <w:smallCaps w:val="false"/>
-                <w:strike w:val="false"/>
-                <w:dstrike w:val="false"/>
-                <w:color w:val="000000"/>
-                <w:position w:val="0"/>
-                <w:sz w:val="16"/>
-                <w:sz w:val="16"/>
-                <w:szCs w:val="16"/>
-                <w:u w:val="none"/>
-                <w:shd w:fill="auto" w:val="clear"/>
-                <w:vertAlign w:val="baseline"/>
-              </w:rPr>
-            </w:pPr>
-            <w:r>
-              <w:rPr>
-                <w:rFonts w:eastAsia="Arial" w:cs="Arial" w:ascii="Arial" w:hAnsi="Arial"/>
-                <w:b w:val="false"/>
-                <w:bCs w:val="false"/>
-                <w:i w:val="false"/>
-                <w:iCs w:val="false"/>
-                <w:caps w:val="false"/>
-                <w:smallCaps w:val="false"/>
-                <w:strike w:val="false"/>
-                <w:dstrike w:val="false"/>
-                <w:color w:val="000000"/>
-                <w:position w:val="0"/>
-                <w:sz w:val="16"/>
-                <w:sz w:val="16"/>
-                <w:szCs w:val="16"/>
-                <w:u w:val="none"/>
-                <w:shd w:fill="auto" w:val="clear"/>
-                <w:vertAlign w:val="baseline"/>
-              </w:rPr>
-              <w:t>NOTIFY 1:</w:t>
-            </w:r>
-          </w:p>
-          <w:p>
-            <w:pPr>
-              <w:pStyle w:val="normal1"/>
-              <w:keepNext w:val="false"/>
-              <w:keepLines w:val="false"/>
-              <w:widowControl/>
-              <w:pBdr/>
+                <w:iCs w:val="false"/>
+                <w:caps w:val="false"/>
+                <w:smallCaps w:val="false"/>
+                <w:strike w:val="false"/>
+                <w:dstrike w:val="false"/>
+                <w:color w:val="000000"/>
+                <w:position w:val="0"/>
+                <w:sz w:val="20"/>
+                <w:sz w:val="20"/>
+                <w:szCs w:val="20"/>
+                <w:u w:val="none"/>
+                <w:shd w:fill="auto" w:val="clear"/>
+                <w:vertAlign w:val="baseline"/>
+              </w:rPr>
+              <w:t>{{ buyer.name }}</w:t>
+            </w:r>
+          </w:p>
+          <w:p>
+            <w:pPr>
+              <w:pStyle w:val="normal1"/>
+              <w:keepNext w:val="false"/>
+              <w:keepLines w:val="false"/>
+              <w:widowControl/>
               <w:shd w:val="clear" w:fill="auto"/>
               <w:spacing w:lineRule="auto" w:line="240" w:before="0" w:after="0"/>
               <w:ind w:hanging="0" w:left="90" w:right="0"/>
               <w:jc w:val="left"/>
               <w:rPr>
-                <w:rFonts w:ascii="Arial" w:hAnsi="Arial" w:eastAsia="Arial" w:cs="Arial"/>
-                <w:b w:val="false"/>
-                <w:bCs w:val="false"/>
-                <w:i w:val="false"/>
-                <w:i w:val="false"/>
-                <w:iCs w:val="false"/>
-                <w:caps w:val="false"/>
-                <w:smallCaps w:val="false"/>
-                <w:strike w:val="false"/>
-                <w:dstrike w:val="false"/>
-                <w:color w:val="000000"/>
-                <w:position w:val="0"/>
-                <w:sz w:val="16"/>
-                <w:sz w:val="16"/>
-                <w:szCs w:val="16"/>
-                <w:u w:val="none"/>
-                <w:shd w:fill="auto" w:val="clear"/>
-                <w:vertAlign w:val="baseline"/>
-              </w:rPr>
-            </w:pPr>
-            <w:r>
-              <w:rPr>
-                <w:rFonts w:eastAsia="Arial" w:cs="Arial" w:ascii="Arial" w:hAnsi="Arial"/>
-                <w:b w:val="false"/>
-                <w:bCs w:val="false"/>
-                <w:i w:val="false"/>
-                <w:iCs w:val="false"/>
-                <w:caps w:val="false"/>
-                <w:smallCaps w:val="false"/>
-                <w:strike w:val="false"/>
-                <w:dstrike w:val="false"/>
-                <w:color w:val="000000"/>
-                <w:position w:val="0"/>
-                <w:sz w:val="16"/>
-                <w:sz w:val="16"/>
-                <w:szCs w:val="16"/>
-                <w:u w:val="none"/>
-                <w:shd w:fill="auto" w:val="clear"/>
-                <w:vertAlign w:val="baseline"/>
-              </w:rPr>
-              <w:t>{{ buyer.name }}</w:t>
-            </w:r>
-          </w:p>
-          <w:p>
-            <w:pPr>
-              <w:pStyle w:val="normal1"/>
-              <w:keepNext w:val="false"/>
-              <w:keepLines w:val="false"/>
-              <w:widowControl/>
-              <w:pBdr/>
-              <w:shd w:val="clear" w:fill="auto"/>
-              <w:spacing w:lineRule="auto" w:line="240" w:before="0" w:after="0"/>
-              <w:ind w:hanging="0" w:left="90" w:right="0"/>
-              <w:jc w:val="left"/>
-              <w:rPr>
-                <w:rFonts w:ascii="Arial" w:hAnsi="Arial" w:eastAsia="Arial" w:cs="Arial"/>
+                <w:rFonts w:ascii="Arial" w:hAnsi="Arial"/>
+                <w:sz w:val="20"/>
+                <w:szCs w:val="20"/>
+              </w:rPr>
+            </w:pPr>
+            <w:r>
+              <w:rPr>
+                <w:rFonts w:eastAsia="Arial" w:cs="Arial" w:ascii="Arial" w:hAnsi="Arial"/>
                 <w:b/>
                 <w:bCs/>
                 <w:i w:val="false"/>
-                <w:i w:val="false"/>
-                <w:iCs w:val="false"/>
-                <w:caps w:val="false"/>
-                <w:smallCaps w:val="false"/>
-                <w:strike w:val="false"/>
-                <w:dstrike w:val="false"/>
-                <w:color w:val="000000"/>
-                <w:position w:val="0"/>
-                <w:sz w:val="16"/>
-                <w:sz w:val="16"/>
-                <w:szCs w:val="16"/>
-                <w:u w:val="none"/>
-                <w:shd w:fill="auto" w:val="clear"/>
-                <w:vertAlign w:val="baseline"/>
-              </w:rPr>
-            </w:pPr>
-            <w:r>
-              <w:rPr>
-                <w:rFonts w:eastAsia="Arial" w:cs="Arial" w:ascii="Arial" w:hAnsi="Arial"/>
-                <w:b/>
-                <w:bCs/>
-                <w:i w:val="false"/>
-                <w:iCs w:val="false"/>
-                <w:caps w:val="false"/>
-                <w:smallCaps w:val="false"/>
-                <w:strike w:val="false"/>
-                <w:dstrike w:val="false"/>
-                <w:color w:val="000000"/>
-                <w:position w:val="0"/>
-                <w:sz w:val="16"/>
-                <w:sz w:val="16"/>
-                <w:szCs w:val="16"/>
+                <w:iCs w:val="false"/>
+                <w:caps w:val="false"/>
+                <w:smallCaps w:val="false"/>
+                <w:strike w:val="false"/>
+                <w:dstrike w:val="false"/>
+                <w:color w:val="000000"/>
+                <w:position w:val="0"/>
+                <w:sz w:val="20"/>
+                <w:sz w:val="20"/>
+                <w:szCs w:val="20"/>
                 <w:u w:val="none"/>
                 <w:shd w:fill="auto" w:val="clear"/>
                 <w:vertAlign w:val="baseline"/>
@@ -1188,7 +943,6 @@
               <w:keepNext w:val="false"/>
               <w:keepLines w:val="false"/>
               <w:widowControl w:val="false"/>
-              <w:pBdr/>
               <w:shd w:val="clear" w:fill="auto"/>
               <w:spacing w:lineRule="auto" w:line="276" w:before="0" w:after="0"/>
               <w:ind w:hanging="0" w:left="0" w:right="0"/>
@@ -1206,9 +960,9 @@
                 <w:dstrike w:val="false"/>
                 <w:color w:val="000000"/>
                 <w:position w:val="0"/>
-                <w:sz w:val="16"/>
-                <w:sz w:val="16"/>
-                <w:szCs w:val="16"/>
+                <w:sz w:val="20"/>
+                <w:sz w:val="20"/>
+                <w:szCs w:val="20"/>
                 <w:u w:val="none"/>
                 <w:shd w:fill="auto" w:val="clear"/>
                 <w:vertAlign w:val="baseline"/>
@@ -1227,9 +981,9 @@
                 <w:dstrike w:val="false"/>
                 <w:color w:val="000000"/>
                 <w:position w:val="0"/>
-                <w:sz w:val="16"/>
-                <w:sz w:val="16"/>
-                <w:szCs w:val="16"/>
+                <w:sz w:val="20"/>
+                <w:sz w:val="20"/>
+                <w:szCs w:val="20"/>
                 <w:u w:val="none"/>
                 <w:shd w:fill="auto" w:val="clear"/>
                 <w:vertAlign w:val="baseline"/>
@@ -1259,48 +1013,32 @@
               <w:keepNext w:val="false"/>
               <w:keepLines w:val="false"/>
               <w:widowControl/>
-              <w:pBdr/>
               <w:shd w:val="clear" w:fill="auto"/>
               <w:spacing w:lineRule="auto" w:line="240" w:before="0" w:after="0"/>
               <w:ind w:hanging="0" w:left="0" w:right="0"/>
               <w:jc w:val="center"/>
               <w:rPr>
-                <w:rFonts w:ascii="Arial" w:hAnsi="Arial" w:eastAsia="Arial" w:cs="Arial"/>
+                <w:rFonts w:ascii="Arial" w:hAnsi="Arial"/>
+                <w:sz w:val="20"/>
+                <w:szCs w:val="20"/>
+              </w:rPr>
+            </w:pPr>
+            <w:r>
+              <w:rPr>
+                <w:rFonts w:eastAsia="Arial" w:cs="Arial" w:ascii="Arial" w:hAnsi="Arial"/>
                 <w:b/>
                 <w:bCs/>
                 <w:i w:val="false"/>
-                <w:i w:val="false"/>
-                <w:iCs w:val="false"/>
-                <w:caps w:val="false"/>
-                <w:smallCaps w:val="false"/>
-                <w:strike w:val="false"/>
-                <w:dstrike w:val="false"/>
-                <w:color w:val="000000"/>
-                <w:position w:val="0"/>
-                <w:sz w:val="16"/>
-                <w:sz w:val="16"/>
-                <w:szCs w:val="16"/>
-                <w:u w:val="none"/>
-                <w:shd w:fill="auto" w:val="clear"/>
-                <w:vertAlign w:val="baseline"/>
-              </w:rPr>
-            </w:pPr>
-            <w:r>
-              <w:rPr>
-                <w:rFonts w:eastAsia="Arial" w:cs="Arial" w:ascii="Arial" w:hAnsi="Arial"/>
-                <w:b/>
-                <w:bCs/>
-                <w:i w:val="false"/>
-                <w:iCs w:val="false"/>
-                <w:caps w:val="false"/>
-                <w:smallCaps w:val="false"/>
-                <w:strike w:val="false"/>
-                <w:dstrike w:val="false"/>
-                <w:color w:val="000000"/>
-                <w:position w:val="0"/>
-                <w:sz w:val="16"/>
-                <w:sz w:val="16"/>
-                <w:szCs w:val="16"/>
+                <w:iCs w:val="false"/>
+                <w:caps w:val="false"/>
+                <w:smallCaps w:val="false"/>
+                <w:strike w:val="false"/>
+                <w:dstrike w:val="false"/>
+                <w:color w:val="000000"/>
+                <w:position w:val="0"/>
+                <w:sz w:val="20"/>
+                <w:sz w:val="20"/>
+                <w:szCs w:val="20"/>
                 <w:u w:val="none"/>
                 <w:shd w:fill="auto" w:val="clear"/>
                 <w:vertAlign w:val="baseline"/>
@@ -1314,48 +1052,32 @@
               <w:keepNext w:val="false"/>
               <w:keepLines w:val="false"/>
               <w:widowControl/>
-              <w:pBdr/>
               <w:shd w:val="clear" w:fill="auto"/>
               <w:spacing w:lineRule="auto" w:line="240" w:before="0" w:after="0"/>
               <w:ind w:hanging="0" w:left="0" w:right="0"/>
               <w:jc w:val="center"/>
               <w:rPr>
-                <w:rFonts w:ascii="Arial" w:hAnsi="Arial" w:eastAsia="Arial" w:cs="Arial"/>
+                <w:rFonts w:ascii="Arial" w:hAnsi="Arial"/>
+                <w:sz w:val="20"/>
+                <w:szCs w:val="20"/>
+              </w:rPr>
+            </w:pPr>
+            <w:r>
+              <w:rPr>
+                <w:rFonts w:eastAsia="Arial" w:cs="Arial" w:ascii="Arial" w:hAnsi="Arial"/>
                 <w:b w:val="false"/>
                 <w:bCs w:val="false"/>
                 <w:i w:val="false"/>
-                <w:i w:val="false"/>
-                <w:iCs w:val="false"/>
-                <w:caps w:val="false"/>
-                <w:smallCaps w:val="false"/>
-                <w:strike w:val="false"/>
-                <w:dstrike w:val="false"/>
-                <w:color w:val="000000"/>
-                <w:position w:val="0"/>
-                <w:sz w:val="16"/>
-                <w:sz w:val="16"/>
-                <w:szCs w:val="16"/>
-                <w:u w:val="none"/>
-                <w:shd w:fill="auto" w:val="clear"/>
-                <w:vertAlign w:val="baseline"/>
-              </w:rPr>
-            </w:pPr>
-            <w:r>
-              <w:rPr>
-                <w:rFonts w:eastAsia="Arial" w:cs="Arial" w:ascii="Arial" w:hAnsi="Arial"/>
-                <w:b w:val="false"/>
-                <w:bCs w:val="false"/>
-                <w:i w:val="false"/>
-                <w:iCs w:val="false"/>
-                <w:caps w:val="false"/>
-                <w:smallCaps w:val="false"/>
-                <w:strike w:val="false"/>
-                <w:dstrike w:val="false"/>
-                <w:color w:val="000000"/>
-                <w:position w:val="0"/>
-                <w:sz w:val="16"/>
-                <w:sz w:val="16"/>
-                <w:szCs w:val="16"/>
+                <w:iCs w:val="false"/>
+                <w:caps w:val="false"/>
+                <w:smallCaps w:val="false"/>
+                <w:strike w:val="false"/>
+                <w:dstrike w:val="false"/>
+                <w:color w:val="000000"/>
+                <w:position w:val="0"/>
+                <w:sz w:val="20"/>
+                <w:sz w:val="20"/>
+                <w:szCs w:val="20"/>
                 <w:u w:val="none"/>
                 <w:shd w:fill="auto" w:val="clear"/>
                 <w:vertAlign w:val="baseline"/>
@@ -1381,48 +1103,32 @@
               <w:keepNext w:val="false"/>
               <w:keepLines w:val="false"/>
               <w:widowControl/>
-              <w:pBdr/>
               <w:shd w:val="clear" w:fill="auto"/>
               <w:spacing w:lineRule="auto" w:line="240" w:before="0" w:after="0"/>
               <w:ind w:hanging="0" w:left="0" w:right="0"/>
               <w:jc w:val="center"/>
               <w:rPr>
-                <w:rFonts w:ascii="Arial" w:hAnsi="Arial" w:eastAsia="Arial" w:cs="Arial"/>
+                <w:rFonts w:ascii="Arial" w:hAnsi="Arial"/>
+                <w:sz w:val="20"/>
+                <w:szCs w:val="20"/>
+              </w:rPr>
+            </w:pPr>
+            <w:r>
+              <w:rPr>
+                <w:rFonts w:eastAsia="Arial" w:cs="Arial" w:ascii="Arial" w:hAnsi="Arial"/>
                 <w:b/>
                 <w:bCs/>
                 <w:i w:val="false"/>
-                <w:i w:val="false"/>
-                <w:iCs w:val="false"/>
-                <w:caps w:val="false"/>
-                <w:smallCaps w:val="false"/>
-                <w:strike w:val="false"/>
-                <w:dstrike w:val="false"/>
-                <w:color w:val="000000"/>
-                <w:position w:val="0"/>
-                <w:sz w:val="16"/>
-                <w:sz w:val="16"/>
-                <w:szCs w:val="16"/>
-                <w:u w:val="none"/>
-                <w:shd w:fill="auto" w:val="clear"/>
-                <w:vertAlign w:val="baseline"/>
-              </w:rPr>
-            </w:pPr>
-            <w:r>
-              <w:rPr>
-                <w:rFonts w:eastAsia="Arial" w:cs="Arial" w:ascii="Arial" w:hAnsi="Arial"/>
-                <w:b/>
-                <w:bCs/>
-                <w:i w:val="false"/>
-                <w:iCs w:val="false"/>
-                <w:caps w:val="false"/>
-                <w:smallCaps w:val="false"/>
-                <w:strike w:val="false"/>
-                <w:dstrike w:val="false"/>
-                <w:color w:val="000000"/>
-                <w:position w:val="0"/>
-                <w:sz w:val="16"/>
-                <w:sz w:val="16"/>
-                <w:szCs w:val="16"/>
+                <w:iCs w:val="false"/>
+                <w:caps w:val="false"/>
+                <w:smallCaps w:val="false"/>
+                <w:strike w:val="false"/>
+                <w:dstrike w:val="false"/>
+                <w:color w:val="000000"/>
+                <w:position w:val="0"/>
+                <w:sz w:val="20"/>
+                <w:sz w:val="20"/>
+                <w:szCs w:val="20"/>
                 <w:u w:val="none"/>
                 <w:shd w:fill="auto" w:val="clear"/>
                 <w:vertAlign w:val="baseline"/>
@@ -1448,48 +1154,32 @@
               <w:keepNext w:val="false"/>
               <w:keepLines w:val="false"/>
               <w:widowControl/>
-              <w:pBdr/>
               <w:shd w:val="clear" w:fill="auto"/>
               <w:spacing w:lineRule="auto" w:line="240" w:before="0" w:after="0"/>
               <w:ind w:hanging="0" w:left="0" w:right="0"/>
               <w:jc w:val="center"/>
               <w:rPr>
-                <w:rFonts w:ascii="Arial" w:hAnsi="Arial" w:eastAsia="Arial" w:cs="Arial"/>
+                <w:rFonts w:ascii="Arial" w:hAnsi="Arial"/>
+                <w:sz w:val="20"/>
+                <w:szCs w:val="20"/>
+              </w:rPr>
+            </w:pPr>
+            <w:r>
+              <w:rPr>
+                <w:rFonts w:eastAsia="Arial" w:cs="Arial" w:ascii="Arial" w:hAnsi="Arial"/>
                 <w:b/>
                 <w:bCs/>
                 <w:i w:val="false"/>
-                <w:i w:val="false"/>
-                <w:iCs w:val="false"/>
-                <w:caps w:val="false"/>
-                <w:smallCaps w:val="false"/>
-                <w:strike w:val="false"/>
-                <w:dstrike w:val="false"/>
-                <w:color w:val="000000"/>
-                <w:position w:val="0"/>
-                <w:sz w:val="16"/>
-                <w:sz w:val="16"/>
-                <w:szCs w:val="16"/>
-                <w:u w:val="none"/>
-                <w:shd w:fill="auto" w:val="clear"/>
-                <w:vertAlign w:val="baseline"/>
-              </w:rPr>
-            </w:pPr>
-            <w:r>
-              <w:rPr>
-                <w:rFonts w:eastAsia="Arial" w:cs="Arial" w:ascii="Arial" w:hAnsi="Arial"/>
-                <w:b/>
-                <w:bCs/>
-                <w:i w:val="false"/>
-                <w:iCs w:val="false"/>
-                <w:caps w:val="false"/>
-                <w:smallCaps w:val="false"/>
-                <w:strike w:val="false"/>
-                <w:dstrike w:val="false"/>
-                <w:color w:val="000000"/>
-                <w:position w:val="0"/>
-                <w:sz w:val="16"/>
-                <w:sz w:val="16"/>
-                <w:szCs w:val="16"/>
+                <w:iCs w:val="false"/>
+                <w:caps w:val="false"/>
+                <w:smallCaps w:val="false"/>
+                <w:strike w:val="false"/>
+                <w:dstrike w:val="false"/>
+                <w:color w:val="000000"/>
+                <w:position w:val="0"/>
+                <w:sz w:val="20"/>
+                <w:sz w:val="20"/>
+                <w:szCs w:val="20"/>
                 <w:u w:val="none"/>
                 <w:shd w:fill="auto" w:val="clear"/>
                 <w:vertAlign w:val="baseline"/>
@@ -1503,30 +1193,14 @@
               <w:keepNext w:val="false"/>
               <w:keepLines w:val="false"/>
               <w:widowControl/>
-              <w:pBdr/>
               <w:shd w:val="clear" w:fill="auto"/>
               <w:spacing w:lineRule="auto" w:line="240" w:before="0" w:after="0"/>
               <w:ind w:hanging="0" w:left="0" w:right="0"/>
               <w:jc w:val="center"/>
               <w:rPr>
-                <w:rFonts w:ascii="Arial" w:hAnsi="Arial" w:eastAsia="Arial" w:cs="Arial"/>
-                <w:b/>
-                <w:bCs/>
-                <w:i w:val="false"/>
-                <w:i w:val="false"/>
-                <w:iCs w:val="false"/>
-                <w:caps w:val="false"/>
-                <w:smallCaps w:val="false"/>
-                <w:strike w:val="false"/>
-                <w:dstrike w:val="false"/>
-                <w:color w:val="000000"/>
-                <w:position w:val="0"/>
-                <w:sz w:val="16"/>
-                <w:sz w:val="16"/>
-                <w:szCs w:val="16"/>
-                <w:u w:val="none"/>
-                <w:shd w:fill="auto" w:val="clear"/>
-                <w:vertAlign w:val="baseline"/>
+                <w:rFonts w:ascii="Arial" w:hAnsi="Arial"/>
+                <w:sz w:val="20"/>
+                <w:szCs w:val="20"/>
               </w:rPr>
             </w:pPr>
             <w:r>
@@ -1542,9 +1216,9 @@
                 <w:dstrike w:val="false"/>
                 <w:color w:val="000000"/>
                 <w:position w:val="0"/>
-                <w:sz w:val="16"/>
-                <w:sz w:val="16"/>
-                <w:szCs w:val="16"/>
+                <w:sz w:val="20"/>
+                <w:sz w:val="20"/>
+                <w:szCs w:val="20"/>
                 <w:u w:val="none"/>
                 <w:shd w:fill="auto" w:val="clear"/>
                 <w:vertAlign w:val="baseline"/>
@@ -1570,48 +1244,32 @@
               <w:keepNext w:val="false"/>
               <w:keepLines w:val="false"/>
               <w:widowControl/>
-              <w:pBdr/>
               <w:shd w:val="clear" w:fill="auto"/>
               <w:spacing w:lineRule="auto" w:line="240" w:before="0" w:after="0"/>
               <w:ind w:hanging="0" w:left="0" w:right="0"/>
               <w:jc w:val="center"/>
               <w:rPr>
-                <w:rFonts w:ascii="Arial" w:hAnsi="Arial" w:eastAsia="Arial" w:cs="Arial"/>
+                <w:rFonts w:ascii="Arial" w:hAnsi="Arial"/>
+                <w:sz w:val="20"/>
+                <w:szCs w:val="20"/>
+              </w:rPr>
+            </w:pPr>
+            <w:r>
+              <w:rPr>
+                <w:rFonts w:eastAsia="Arial" w:cs="Arial" w:ascii="Arial" w:hAnsi="Arial"/>
                 <w:b/>
                 <w:bCs/>
                 <w:i w:val="false"/>
-                <w:i w:val="false"/>
-                <w:iCs w:val="false"/>
-                <w:caps w:val="false"/>
-                <w:smallCaps w:val="false"/>
-                <w:strike w:val="false"/>
-                <w:dstrike w:val="false"/>
-                <w:color w:val="000000"/>
-                <w:position w:val="0"/>
-                <w:sz w:val="16"/>
-                <w:sz w:val="16"/>
-                <w:szCs w:val="16"/>
-                <w:u w:val="none"/>
-                <w:shd w:fill="auto" w:val="clear"/>
-                <w:vertAlign w:val="baseline"/>
-              </w:rPr>
-            </w:pPr>
-            <w:r>
-              <w:rPr>
-                <w:rFonts w:eastAsia="Arial" w:cs="Arial" w:ascii="Arial" w:hAnsi="Arial"/>
-                <w:b/>
-                <w:bCs/>
-                <w:i w:val="false"/>
-                <w:iCs w:val="false"/>
-                <w:caps w:val="false"/>
-                <w:smallCaps w:val="false"/>
-                <w:strike w:val="false"/>
-                <w:dstrike w:val="false"/>
-                <w:color w:val="000000"/>
-                <w:position w:val="0"/>
-                <w:sz w:val="16"/>
-                <w:sz w:val="16"/>
-                <w:szCs w:val="16"/>
+                <w:iCs w:val="false"/>
+                <w:caps w:val="false"/>
+                <w:smallCaps w:val="false"/>
+                <w:strike w:val="false"/>
+                <w:dstrike w:val="false"/>
+                <w:color w:val="000000"/>
+                <w:position w:val="0"/>
+                <w:sz w:val="20"/>
+                <w:sz w:val="20"/>
+                <w:szCs w:val="20"/>
                 <w:u w:val="none"/>
                 <w:shd w:fill="auto" w:val="clear"/>
                 <w:vertAlign w:val="baseline"/>
@@ -1625,48 +1283,32 @@
               <w:keepNext w:val="false"/>
               <w:keepLines w:val="false"/>
               <w:widowControl/>
-              <w:pBdr/>
               <w:shd w:val="clear" w:fill="auto"/>
               <w:spacing w:lineRule="auto" w:line="240" w:before="0" w:after="0"/>
               <w:ind w:hanging="0" w:left="0" w:right="0"/>
               <w:jc w:val="center"/>
               <w:rPr>
-                <w:rFonts w:ascii="Arial" w:hAnsi="Arial" w:eastAsia="Arial" w:cs="Arial"/>
+                <w:rFonts w:ascii="Arial" w:hAnsi="Arial"/>
+                <w:sz w:val="20"/>
+                <w:szCs w:val="20"/>
+              </w:rPr>
+            </w:pPr>
+            <w:r>
+              <w:rPr>
+                <w:rFonts w:eastAsia="Arial" w:cs="Arial" w:ascii="Arial" w:hAnsi="Arial"/>
                 <w:b w:val="false"/>
                 <w:bCs w:val="false"/>
                 <w:i w:val="false"/>
-                <w:i w:val="false"/>
-                <w:iCs w:val="false"/>
-                <w:caps w:val="false"/>
-                <w:smallCaps w:val="false"/>
-                <w:strike w:val="false"/>
-                <w:dstrike w:val="false"/>
-                <w:color w:val="000000"/>
-                <w:position w:val="0"/>
-                <w:sz w:val="16"/>
-                <w:sz w:val="16"/>
-                <w:szCs w:val="16"/>
-                <w:u w:val="none"/>
-                <w:shd w:fill="auto" w:val="clear"/>
-                <w:vertAlign w:val="baseline"/>
-              </w:rPr>
-            </w:pPr>
-            <w:r>
-              <w:rPr>
-                <w:rFonts w:eastAsia="Arial" w:cs="Arial" w:ascii="Arial" w:hAnsi="Arial"/>
-                <w:b w:val="false"/>
-                <w:bCs w:val="false"/>
-                <w:i w:val="false"/>
-                <w:iCs w:val="false"/>
-                <w:caps w:val="false"/>
-                <w:smallCaps w:val="false"/>
-                <w:strike w:val="false"/>
-                <w:dstrike w:val="false"/>
-                <w:color w:val="000000"/>
-                <w:position w:val="0"/>
-                <w:sz w:val="16"/>
-                <w:sz w:val="16"/>
-                <w:szCs w:val="16"/>
+                <w:iCs w:val="false"/>
+                <w:caps w:val="false"/>
+                <w:smallCaps w:val="false"/>
+                <w:strike w:val="false"/>
+                <w:dstrike w:val="false"/>
+                <w:color w:val="000000"/>
+                <w:position w:val="0"/>
+                <w:sz w:val="20"/>
+                <w:sz w:val="20"/>
+                <w:szCs w:val="20"/>
                 <w:u w:val="none"/>
                 <w:shd w:fill="auto" w:val="clear"/>
                 <w:vertAlign w:val="baseline"/>
@@ -1697,48 +1339,32 @@
               <w:keepNext w:val="false"/>
               <w:keepLines w:val="false"/>
               <w:widowControl/>
-              <w:pBdr/>
               <w:shd w:val="clear" w:fill="auto"/>
               <w:spacing w:lineRule="auto" w:line="240" w:before="0" w:after="0"/>
               <w:ind w:hanging="0" w:left="0" w:right="0"/>
               <w:jc w:val="center"/>
               <w:rPr>
-                <w:rFonts w:ascii="Arial" w:hAnsi="Arial" w:eastAsia="Arial" w:cs="Arial"/>
+                <w:rFonts w:ascii="Arial" w:hAnsi="Arial"/>
+                <w:sz w:val="20"/>
+                <w:szCs w:val="20"/>
+              </w:rPr>
+            </w:pPr>
+            <w:r>
+              <w:rPr>
+                <w:rFonts w:eastAsia="Arial" w:cs="Arial" w:ascii="Arial" w:hAnsi="Arial"/>
                 <w:b/>
                 <w:bCs/>
                 <w:i w:val="false"/>
-                <w:i w:val="false"/>
-                <w:iCs w:val="false"/>
-                <w:caps w:val="false"/>
-                <w:smallCaps w:val="false"/>
-                <w:strike w:val="false"/>
-                <w:dstrike w:val="false"/>
-                <w:color w:val="000000"/>
-                <w:position w:val="0"/>
-                <w:sz w:val="16"/>
-                <w:sz w:val="16"/>
-                <w:szCs w:val="16"/>
-                <w:u w:val="none"/>
-                <w:shd w:fill="auto" w:val="clear"/>
-                <w:vertAlign w:val="baseline"/>
-              </w:rPr>
-            </w:pPr>
-            <w:r>
-              <w:rPr>
-                <w:rFonts w:eastAsia="Arial" w:cs="Arial" w:ascii="Arial" w:hAnsi="Arial"/>
-                <w:b/>
-                <w:bCs/>
-                <w:i w:val="false"/>
-                <w:iCs w:val="false"/>
-                <w:caps w:val="false"/>
-                <w:smallCaps w:val="false"/>
-                <w:strike w:val="false"/>
-                <w:dstrike w:val="false"/>
-                <w:color w:val="000000"/>
-                <w:position w:val="0"/>
-                <w:sz w:val="16"/>
-                <w:sz w:val="16"/>
-                <w:szCs w:val="16"/>
+                <w:iCs w:val="false"/>
+                <w:caps w:val="false"/>
+                <w:smallCaps w:val="false"/>
+                <w:strike w:val="false"/>
+                <w:dstrike w:val="false"/>
+                <w:color w:val="000000"/>
+                <w:position w:val="0"/>
+                <w:sz w:val="20"/>
+                <w:sz w:val="20"/>
+                <w:szCs w:val="20"/>
                 <w:u w:val="none"/>
                 <w:shd w:fill="auto" w:val="clear"/>
                 <w:vertAlign w:val="baseline"/>
@@ -1764,48 +1390,32 @@
               <w:keepNext w:val="false"/>
               <w:keepLines w:val="false"/>
               <w:widowControl/>
-              <w:pBdr/>
               <w:shd w:val="clear" w:fill="auto"/>
               <w:spacing w:lineRule="auto" w:line="240" w:before="0" w:after="0"/>
               <w:ind w:hanging="0" w:left="0" w:right="0"/>
               <w:jc w:val="center"/>
               <w:rPr>
-                <w:rFonts w:ascii="Arial" w:hAnsi="Arial" w:eastAsia="Arial" w:cs="Arial"/>
+                <w:rFonts w:ascii="Arial" w:hAnsi="Arial"/>
+                <w:sz w:val="20"/>
+                <w:szCs w:val="20"/>
+              </w:rPr>
+            </w:pPr>
+            <w:r>
+              <w:rPr>
+                <w:rFonts w:eastAsia="Arial" w:cs="Arial" w:ascii="Arial" w:hAnsi="Arial"/>
                 <w:b/>
                 <w:bCs/>
                 <w:i w:val="false"/>
-                <w:i w:val="false"/>
-                <w:iCs w:val="false"/>
-                <w:caps w:val="false"/>
-                <w:smallCaps w:val="false"/>
-                <w:strike w:val="false"/>
-                <w:dstrike w:val="false"/>
-                <w:color w:val="000000"/>
-                <w:position w:val="0"/>
-                <w:sz w:val="16"/>
-                <w:sz w:val="16"/>
-                <w:szCs w:val="16"/>
-                <w:u w:val="none"/>
-                <w:shd w:fill="auto" w:val="clear"/>
-                <w:vertAlign w:val="baseline"/>
-              </w:rPr>
-            </w:pPr>
-            <w:r>
-              <w:rPr>
-                <w:rFonts w:eastAsia="Arial" w:cs="Arial" w:ascii="Arial" w:hAnsi="Arial"/>
-                <w:b/>
-                <w:bCs/>
-                <w:i w:val="false"/>
-                <w:iCs w:val="false"/>
-                <w:caps w:val="false"/>
-                <w:smallCaps w:val="false"/>
-                <w:strike w:val="false"/>
-                <w:dstrike w:val="false"/>
-                <w:color w:val="000000"/>
-                <w:position w:val="0"/>
-                <w:sz w:val="16"/>
-                <w:sz w:val="16"/>
-                <w:szCs w:val="16"/>
+                <w:iCs w:val="false"/>
+                <w:caps w:val="false"/>
+                <w:smallCaps w:val="false"/>
+                <w:strike w:val="false"/>
+                <w:dstrike w:val="false"/>
+                <w:color w:val="000000"/>
+                <w:position w:val="0"/>
+                <w:sz w:val="20"/>
+                <w:sz w:val="20"/>
+                <w:szCs w:val="20"/>
                 <w:u w:val="none"/>
                 <w:shd w:fill="auto" w:val="clear"/>
                 <w:vertAlign w:val="baseline"/>
@@ -1819,30 +1429,14 @@
               <w:keepNext w:val="false"/>
               <w:keepLines w:val="false"/>
               <w:widowControl/>
-              <w:pBdr/>
               <w:shd w:val="clear" w:fill="auto"/>
               <w:spacing w:lineRule="auto" w:line="240" w:before="0" w:after="0"/>
               <w:ind w:hanging="0" w:left="0" w:right="0"/>
               <w:jc w:val="center"/>
               <w:rPr>
-                <w:rFonts w:ascii="Arial" w:hAnsi="Arial" w:eastAsia="Arial" w:cs="Arial"/>
-                <w:b/>
-                <w:bCs/>
-                <w:i w:val="false"/>
-                <w:i w:val="false"/>
-                <w:iCs w:val="false"/>
-                <w:caps w:val="false"/>
-                <w:smallCaps w:val="false"/>
-                <w:strike w:val="false"/>
-                <w:dstrike w:val="false"/>
-                <w:color w:val="000000"/>
-                <w:position w:val="0"/>
-                <w:sz w:val="16"/>
-                <w:sz w:val="16"/>
-                <w:szCs w:val="16"/>
-                <w:u w:val="none"/>
-                <w:shd w:fill="auto" w:val="clear"/>
-                <w:vertAlign w:val="baseline"/>
+                <w:rFonts w:ascii="Arial" w:hAnsi="Arial"/>
+                <w:sz w:val="20"/>
+                <w:szCs w:val="20"/>
               </w:rPr>
             </w:pPr>
             <w:r>
@@ -1858,9 +1452,9 @@
                 <w:dstrike w:val="false"/>
                 <w:color w:val="000000"/>
                 <w:position w:val="0"/>
-                <w:sz w:val="16"/>
-                <w:sz w:val="16"/>
-                <w:szCs w:val="16"/>
+                <w:sz w:val="20"/>
+                <w:sz w:val="20"/>
+                <w:szCs w:val="20"/>
                 <w:u w:val="none"/>
                 <w:shd w:fill="auto" w:val="clear"/>
                 <w:vertAlign w:val="baseline"/>
@@ -1887,48 +1481,32 @@
               <w:keepNext w:val="false"/>
               <w:keepLines w:val="false"/>
               <w:widowControl/>
-              <w:pBdr/>
               <w:shd w:val="clear" w:fill="auto"/>
               <w:spacing w:lineRule="auto" w:line="240" w:before="0" w:after="0"/>
               <w:ind w:hanging="0" w:left="0" w:right="0"/>
               <w:jc w:val="center"/>
               <w:rPr>
-                <w:rFonts w:ascii="Arial" w:hAnsi="Arial" w:eastAsia="Arial" w:cs="Arial"/>
+                <w:rFonts w:ascii="Arial" w:hAnsi="Arial"/>
+                <w:sz w:val="20"/>
+                <w:szCs w:val="20"/>
+              </w:rPr>
+            </w:pPr>
+            <w:r>
+              <w:rPr>
+                <w:rFonts w:eastAsia="Arial" w:cs="Arial" w:ascii="Arial" w:hAnsi="Arial"/>
                 <w:b/>
                 <w:bCs/>
                 <w:i w:val="false"/>
-                <w:i w:val="false"/>
-                <w:iCs w:val="false"/>
-                <w:caps w:val="false"/>
-                <w:smallCaps w:val="false"/>
-                <w:strike w:val="false"/>
-                <w:dstrike w:val="false"/>
-                <w:color w:val="000000"/>
-                <w:position w:val="0"/>
-                <w:sz w:val="16"/>
-                <w:sz w:val="16"/>
-                <w:szCs w:val="16"/>
-                <w:u w:val="none"/>
-                <w:shd w:fill="auto" w:val="clear"/>
-                <w:vertAlign w:val="baseline"/>
-              </w:rPr>
-            </w:pPr>
-            <w:r>
-              <w:rPr>
-                <w:rFonts w:eastAsia="Arial" w:cs="Arial" w:ascii="Arial" w:hAnsi="Arial"/>
-                <w:b/>
-                <w:bCs/>
-                <w:i w:val="false"/>
-                <w:iCs w:val="false"/>
-                <w:caps w:val="false"/>
-                <w:smallCaps w:val="false"/>
-                <w:strike w:val="false"/>
-                <w:dstrike w:val="false"/>
-                <w:color w:val="000000"/>
-                <w:position w:val="0"/>
-                <w:sz w:val="16"/>
-                <w:sz w:val="16"/>
-                <w:szCs w:val="16"/>
+                <w:iCs w:val="false"/>
+                <w:caps w:val="false"/>
+                <w:smallCaps w:val="false"/>
+                <w:strike w:val="false"/>
+                <w:dstrike w:val="false"/>
+                <w:color w:val="000000"/>
+                <w:position w:val="0"/>
+                <w:sz w:val="20"/>
+                <w:sz w:val="20"/>
+                <w:szCs w:val="20"/>
                 <w:u w:val="none"/>
                 <w:shd w:fill="auto" w:val="clear"/>
                 <w:vertAlign w:val="baseline"/>
@@ -1942,48 +1520,32 @@
               <w:keepNext w:val="false"/>
               <w:keepLines w:val="false"/>
               <w:widowControl/>
-              <w:pBdr/>
               <w:shd w:val="clear" w:fill="auto"/>
               <w:spacing w:lineRule="auto" w:line="240" w:before="59" w:after="0"/>
               <w:ind w:hanging="0" w:left="0" w:right="0"/>
               <w:jc w:val="center"/>
               <w:rPr>
-                <w:rFonts w:ascii="Arial" w:hAnsi="Arial" w:eastAsia="Arial" w:cs="Arial"/>
+                <w:rFonts w:ascii="Arial" w:hAnsi="Arial"/>
+                <w:sz w:val="20"/>
+                <w:szCs w:val="20"/>
+              </w:rPr>
+            </w:pPr>
+            <w:r>
+              <w:rPr>
+                <w:rFonts w:eastAsia="Arial" w:cs="Arial" w:ascii="Arial" w:hAnsi="Arial"/>
                 <w:b w:val="false"/>
                 <w:bCs w:val="false"/>
                 <w:i w:val="false"/>
-                <w:i w:val="false"/>
-                <w:iCs w:val="false"/>
-                <w:caps w:val="false"/>
-                <w:smallCaps w:val="false"/>
-                <w:strike w:val="false"/>
-                <w:dstrike w:val="false"/>
-                <w:color w:val="000000"/>
-                <w:position w:val="0"/>
-                <w:sz w:val="16"/>
-                <w:sz w:val="16"/>
-                <w:szCs w:val="16"/>
-                <w:u w:val="none"/>
-                <w:shd w:fill="auto" w:val="clear"/>
-                <w:vertAlign w:val="baseline"/>
-              </w:rPr>
-            </w:pPr>
-            <w:r>
-              <w:rPr>
-                <w:rFonts w:eastAsia="Arial" w:cs="Arial" w:ascii="Arial" w:hAnsi="Arial"/>
-                <w:b w:val="false"/>
-                <w:bCs w:val="false"/>
-                <w:i w:val="false"/>
-                <w:iCs w:val="false"/>
-                <w:caps w:val="false"/>
-                <w:smallCaps w:val="false"/>
-                <w:strike w:val="false"/>
-                <w:dstrike w:val="false"/>
-                <w:color w:val="000000"/>
-                <w:position w:val="0"/>
-                <w:sz w:val="16"/>
-                <w:sz w:val="16"/>
-                <w:szCs w:val="16"/>
+                <w:iCs w:val="false"/>
+                <w:caps w:val="false"/>
+                <w:smallCaps w:val="false"/>
+                <w:strike w:val="false"/>
+                <w:dstrike w:val="false"/>
+                <w:color w:val="000000"/>
+                <w:position w:val="0"/>
+                <w:sz w:val="20"/>
+                <w:sz w:val="20"/>
+                <w:szCs w:val="20"/>
                 <w:u w:val="none"/>
                 <w:shd w:fill="auto" w:val="clear"/>
                 <w:vertAlign w:val="baseline"/>
@@ -2014,48 +1576,32 @@
               <w:keepNext w:val="false"/>
               <w:keepLines w:val="false"/>
               <w:widowControl/>
-              <w:pBdr/>
               <w:shd w:val="clear" w:fill="auto"/>
               <w:spacing w:lineRule="auto" w:line="240" w:before="0" w:after="0"/>
               <w:ind w:hanging="0" w:left="88" w:right="0"/>
               <w:jc w:val="center"/>
               <w:rPr>
-                <w:rFonts w:ascii="Arial" w:hAnsi="Arial" w:eastAsia="Arial" w:cs="Arial"/>
+                <w:rFonts w:ascii="Arial" w:hAnsi="Arial"/>
+                <w:sz w:val="20"/>
+                <w:szCs w:val="20"/>
+              </w:rPr>
+            </w:pPr>
+            <w:r>
+              <w:rPr>
+                <w:rFonts w:eastAsia="Arial" w:cs="Arial" w:ascii="Arial" w:hAnsi="Arial"/>
                 <w:b/>
                 <w:bCs/>
                 <w:i w:val="false"/>
-                <w:i w:val="false"/>
-                <w:iCs w:val="false"/>
-                <w:caps w:val="false"/>
-                <w:smallCaps w:val="false"/>
-                <w:strike w:val="false"/>
-                <w:dstrike w:val="false"/>
-                <w:color w:val="000000"/>
-                <w:position w:val="0"/>
-                <w:sz w:val="16"/>
-                <w:sz w:val="16"/>
-                <w:szCs w:val="16"/>
-                <w:u w:val="none"/>
-                <w:shd w:fill="auto" w:val="clear"/>
-                <w:vertAlign w:val="baseline"/>
-              </w:rPr>
-            </w:pPr>
-            <w:r>
-              <w:rPr>
-                <w:rFonts w:eastAsia="Arial" w:cs="Arial" w:ascii="Arial" w:hAnsi="Arial"/>
-                <w:b/>
-                <w:bCs/>
-                <w:i w:val="false"/>
-                <w:iCs w:val="false"/>
-                <w:caps w:val="false"/>
-                <w:smallCaps w:val="false"/>
-                <w:strike w:val="false"/>
-                <w:dstrike w:val="false"/>
-                <w:color w:val="000000"/>
-                <w:position w:val="0"/>
-                <w:sz w:val="16"/>
-                <w:sz w:val="16"/>
-                <w:szCs w:val="16"/>
+                <w:iCs w:val="false"/>
+                <w:caps w:val="false"/>
+                <w:smallCaps w:val="false"/>
+                <w:strike w:val="false"/>
+                <w:dstrike w:val="false"/>
+                <w:color w:val="000000"/>
+                <w:position w:val="0"/>
+                <w:sz w:val="20"/>
+                <w:sz w:val="20"/>
+                <w:szCs w:val="20"/>
                 <w:u w:val="none"/>
                 <w:shd w:fill="auto" w:val="clear"/>
                 <w:vertAlign w:val="baseline"/>
@@ -2069,48 +1615,32 @@
               <w:keepNext w:val="false"/>
               <w:keepLines w:val="false"/>
               <w:widowControl/>
-              <w:pBdr/>
               <w:shd w:val="clear" w:fill="auto"/>
               <w:spacing w:lineRule="auto" w:line="240" w:before="59" w:after="0"/>
               <w:ind w:hanging="0" w:left="0" w:right="0"/>
               <w:jc w:val="center"/>
               <w:rPr>
-                <w:rFonts w:ascii="Arial" w:hAnsi="Arial" w:eastAsia="Arial" w:cs="Arial"/>
+                <w:rFonts w:ascii="Arial" w:hAnsi="Arial"/>
+                <w:sz w:val="20"/>
+                <w:szCs w:val="20"/>
+              </w:rPr>
+            </w:pPr>
+            <w:r>
+              <w:rPr>
+                <w:rFonts w:eastAsia="Arial" w:cs="Arial" w:ascii="Arial" w:hAnsi="Arial"/>
                 <w:b w:val="false"/>
                 <w:bCs w:val="false"/>
                 <w:i w:val="false"/>
-                <w:i w:val="false"/>
-                <w:iCs w:val="false"/>
-                <w:caps w:val="false"/>
-                <w:smallCaps w:val="false"/>
-                <w:strike w:val="false"/>
-                <w:dstrike w:val="false"/>
-                <w:color w:val="000000"/>
-                <w:position w:val="0"/>
-                <w:sz w:val="16"/>
-                <w:sz w:val="16"/>
-                <w:szCs w:val="16"/>
-                <w:u w:val="none"/>
-                <w:shd w:fill="auto" w:val="clear"/>
-                <w:vertAlign w:val="baseline"/>
-              </w:rPr>
-            </w:pPr>
-            <w:r>
-              <w:rPr>
-                <w:rFonts w:eastAsia="Arial" w:cs="Arial" w:ascii="Arial" w:hAnsi="Arial"/>
-                <w:b w:val="false"/>
-                <w:bCs w:val="false"/>
-                <w:i w:val="false"/>
-                <w:iCs w:val="false"/>
-                <w:caps w:val="false"/>
-                <w:smallCaps w:val="false"/>
-                <w:strike w:val="false"/>
-                <w:dstrike w:val="false"/>
-                <w:color w:val="000000"/>
-                <w:position w:val="0"/>
-                <w:sz w:val="16"/>
-                <w:sz w:val="16"/>
-                <w:szCs w:val="16"/>
+                <w:iCs w:val="false"/>
+                <w:caps w:val="false"/>
+                <w:smallCaps w:val="false"/>
+                <w:strike w:val="false"/>
+                <w:dstrike w:val="false"/>
+                <w:color w:val="000000"/>
+                <w:position w:val="0"/>
+                <w:sz w:val="20"/>
+                <w:sz w:val="20"/>
+                <w:szCs w:val="20"/>
                 <w:u w:val="none"/>
                 <w:shd w:fill="auto" w:val="clear"/>
                 <w:vertAlign w:val="baseline"/>
@@ -2136,48 +1666,32 @@
               <w:keepNext w:val="false"/>
               <w:keepLines w:val="false"/>
               <w:widowControl/>
-              <w:pBdr/>
               <w:shd w:val="clear" w:fill="auto"/>
               <w:spacing w:lineRule="auto" w:line="240" w:before="0" w:after="0"/>
               <w:ind w:hanging="0" w:left="103" w:right="0"/>
               <w:jc w:val="center"/>
               <w:rPr>
-                <w:rFonts w:ascii="Arial" w:hAnsi="Arial" w:eastAsia="Arial" w:cs="Arial"/>
+                <w:rFonts w:ascii="Arial" w:hAnsi="Arial"/>
+                <w:sz w:val="20"/>
+                <w:szCs w:val="20"/>
+              </w:rPr>
+            </w:pPr>
+            <w:r>
+              <w:rPr>
+                <w:rFonts w:eastAsia="Arial" w:cs="Arial" w:ascii="Arial" w:hAnsi="Arial"/>
                 <w:b/>
                 <w:bCs/>
                 <w:i w:val="false"/>
-                <w:i w:val="false"/>
-                <w:iCs w:val="false"/>
-                <w:caps w:val="false"/>
-                <w:smallCaps w:val="false"/>
-                <w:strike w:val="false"/>
-                <w:dstrike w:val="false"/>
-                <w:color w:val="000000"/>
-                <w:position w:val="0"/>
-                <w:sz w:val="16"/>
-                <w:sz w:val="16"/>
-                <w:szCs w:val="16"/>
-                <w:u w:val="none"/>
-                <w:shd w:fill="auto" w:val="clear"/>
-                <w:vertAlign w:val="baseline"/>
-              </w:rPr>
-            </w:pPr>
-            <w:r>
-              <w:rPr>
-                <w:rFonts w:eastAsia="Arial" w:cs="Arial" w:ascii="Arial" w:hAnsi="Arial"/>
-                <w:b/>
-                <w:bCs/>
-                <w:i w:val="false"/>
-                <w:iCs w:val="false"/>
-                <w:caps w:val="false"/>
-                <w:smallCaps w:val="false"/>
-                <w:strike w:val="false"/>
-                <w:dstrike w:val="false"/>
-                <w:color w:val="000000"/>
-                <w:position w:val="0"/>
-                <w:sz w:val="16"/>
-                <w:sz w:val="16"/>
-                <w:szCs w:val="16"/>
+                <w:iCs w:val="false"/>
+                <w:caps w:val="false"/>
+                <w:smallCaps w:val="false"/>
+                <w:strike w:val="false"/>
+                <w:dstrike w:val="false"/>
+                <w:color w:val="000000"/>
+                <w:position w:val="0"/>
+                <w:sz w:val="20"/>
+                <w:sz w:val="20"/>
+                <w:szCs w:val="20"/>
                 <w:u w:val="none"/>
                 <w:shd w:fill="auto" w:val="clear"/>
                 <w:vertAlign w:val="baseline"/>
@@ -2190,16 +1704,16 @@
               <w:pStyle w:val="normal1"/>
               <w:jc w:val="center"/>
               <w:rPr>
-                <w:rFonts w:ascii="Arial" w:hAnsi="Arial" w:eastAsia="Arial" w:cs="Arial"/>
-                <w:sz w:val="16"/>
-                <w:szCs w:val="16"/>
-              </w:rPr>
-            </w:pPr>
-            <w:r>
-              <w:rPr>
-                <w:rFonts w:eastAsia="Arial" w:cs="Arial" w:ascii="Arial" w:hAnsi="Arial"/>
-                <w:sz w:val="16"/>
-                <w:szCs w:val="16"/>
+                <w:rFonts w:ascii="Arial" w:hAnsi="Arial"/>
+                <w:sz w:val="20"/>
+                <w:szCs w:val="20"/>
+              </w:rPr>
+            </w:pPr>
+            <w:r>
+              <w:rPr>
+                <w:rFonts w:eastAsia="Arial" w:cs="Arial" w:ascii="Arial" w:hAnsi="Arial"/>
+                <w:sz w:val="20"/>
+                <w:szCs w:val="20"/>
               </w:rPr>
               <w:t>{{ final_destination }}</w:t>
             </w:r>
@@ -2223,22 +1737,21 @@
               <w:keepNext w:val="false"/>
               <w:keepLines w:val="false"/>
               <w:widowControl w:val="false"/>
-              <w:pBdr/>
               <w:shd w:val="clear" w:fill="auto"/>
               <w:spacing w:lineRule="auto" w:line="276" w:before="0" w:after="0"/>
               <w:ind w:hanging="0" w:left="0" w:right="0"/>
               <w:jc w:val="left"/>
               <w:rPr>
                 <w:rFonts w:ascii="Arial" w:hAnsi="Arial" w:eastAsia="Arial" w:cs="Arial"/>
-                <w:sz w:val="16"/>
-                <w:szCs w:val="16"/>
-              </w:rPr>
-            </w:pPr>
-            <w:r>
-              <w:rPr>
-                <w:rFonts w:eastAsia="Arial" w:cs="Arial" w:ascii="Arial" w:hAnsi="Arial"/>
-                <w:sz w:val="16"/>
-                <w:szCs w:val="16"/>
+                <w:sz w:val="20"/>
+                <w:szCs w:val="20"/>
+              </w:rPr>
+            </w:pPr>
+            <w:r>
+              <w:rPr>
+                <w:rFonts w:eastAsia="Arial" w:cs="Arial" w:ascii="Arial" w:hAnsi="Arial"/>
+                <w:sz w:val="20"/>
+                <w:szCs w:val="20"/>
               </w:rPr>
             </w:r>
           </w:p>
@@ -2250,7 +1763,7 @@
         </w:trPr>
         <w:tc>
           <w:tcPr>
-            <w:tcW w:w="708" w:type="dxa"/>
+            <w:tcW w:w="707" w:type="dxa"/>
             <w:tcBorders>
               <w:top w:val="single" w:sz="4" w:space="0" w:color="000000"/>
               <w:left w:val="single" w:sz="4" w:space="0" w:color="000000"/>
@@ -2264,48 +1777,32 @@
               <w:keepNext w:val="false"/>
               <w:keepLines w:val="false"/>
               <w:widowControl/>
-              <w:pBdr/>
               <w:shd w:val="clear" w:fill="auto"/>
               <w:spacing w:lineRule="auto" w:line="240" w:before="0" w:after="0"/>
               <w:ind w:hanging="0" w:left="0" w:right="0"/>
               <w:jc w:val="center"/>
               <w:rPr>
-                <w:rFonts w:ascii="Arial" w:hAnsi="Arial" w:eastAsia="Arial" w:cs="Arial"/>
+                <w:rFonts w:ascii="Arial" w:hAnsi="Arial"/>
+                <w:sz w:val="20"/>
+                <w:szCs w:val="20"/>
+              </w:rPr>
+            </w:pPr>
+            <w:r>
+              <w:rPr>
+                <w:rFonts w:eastAsia="Arial" w:cs="Arial" w:ascii="Arial" w:hAnsi="Arial"/>
                 <w:b/>
                 <w:bCs/>
                 <w:i w:val="false"/>
-                <w:i w:val="false"/>
-                <w:iCs w:val="false"/>
-                <w:caps w:val="false"/>
-                <w:smallCaps w:val="false"/>
-                <w:strike w:val="false"/>
-                <w:dstrike w:val="false"/>
-                <w:color w:val="000000"/>
-                <w:position w:val="0"/>
-                <w:sz w:val="16"/>
-                <w:sz w:val="16"/>
-                <w:szCs w:val="16"/>
-                <w:u w:val="none"/>
-                <w:shd w:fill="auto" w:val="clear"/>
-                <w:vertAlign w:val="baseline"/>
-              </w:rPr>
-            </w:pPr>
-            <w:r>
-              <w:rPr>
-                <w:rFonts w:eastAsia="Arial" w:cs="Arial" w:ascii="Arial" w:hAnsi="Arial"/>
-                <w:b/>
-                <w:bCs/>
-                <w:i w:val="false"/>
-                <w:iCs w:val="false"/>
-                <w:caps w:val="false"/>
-                <w:smallCaps w:val="false"/>
-                <w:strike w:val="false"/>
-                <w:dstrike w:val="false"/>
-                <w:color w:val="000000"/>
-                <w:position w:val="0"/>
-                <w:sz w:val="16"/>
-                <w:sz w:val="16"/>
-                <w:szCs w:val="16"/>
+                <w:iCs w:val="false"/>
+                <w:caps w:val="false"/>
+                <w:smallCaps w:val="false"/>
+                <w:strike w:val="false"/>
+                <w:dstrike w:val="false"/>
+                <w:color w:val="000000"/>
+                <w:position w:val="0"/>
+                <w:sz w:val="20"/>
+                <w:sz w:val="20"/>
+                <w:szCs w:val="20"/>
                 <w:u w:val="none"/>
                 <w:shd w:fill="auto" w:val="clear"/>
                 <w:vertAlign w:val="baseline"/>
@@ -2316,7 +1813,7 @@
         </w:tc>
         <w:tc>
           <w:tcPr>
-            <w:tcW w:w="5837" w:type="dxa"/>
+            <w:tcW w:w="5838" w:type="dxa"/>
             <w:gridSpan w:val="7"/>
             <w:tcBorders>
               <w:top w:val="single" w:sz="4" w:space="0" w:color="000000"/>
@@ -2331,48 +1828,32 @@
               <w:keepNext w:val="false"/>
               <w:keepLines w:val="false"/>
               <w:widowControl/>
-              <w:pBdr/>
               <w:shd w:val="clear" w:fill="auto"/>
               <w:spacing w:lineRule="auto" w:line="240" w:before="0" w:after="0"/>
               <w:ind w:firstLine="285" w:left="0" w:right="0"/>
               <w:jc w:val="center"/>
               <w:rPr>
-                <w:rFonts w:ascii="Arial" w:hAnsi="Arial" w:eastAsia="Arial" w:cs="Arial"/>
+                <w:rFonts w:ascii="Arial" w:hAnsi="Arial"/>
+                <w:sz w:val="20"/>
+                <w:szCs w:val="20"/>
+              </w:rPr>
+            </w:pPr>
+            <w:r>
+              <w:rPr>
+                <w:rFonts w:eastAsia="Arial" w:cs="Arial" w:ascii="Arial" w:hAnsi="Arial"/>
                 <w:b/>
                 <w:bCs/>
                 <w:i w:val="false"/>
-                <w:i w:val="false"/>
-                <w:iCs w:val="false"/>
-                <w:caps w:val="false"/>
-                <w:smallCaps w:val="false"/>
-                <w:strike w:val="false"/>
-                <w:dstrike w:val="false"/>
-                <w:color w:val="000000"/>
-                <w:position w:val="0"/>
-                <w:sz w:val="16"/>
-                <w:sz w:val="16"/>
-                <w:szCs w:val="16"/>
-                <w:u w:val="none"/>
-                <w:shd w:fill="auto" w:val="clear"/>
-                <w:vertAlign w:val="baseline"/>
-              </w:rPr>
-            </w:pPr>
-            <w:r>
-              <w:rPr>
-                <w:rFonts w:eastAsia="Arial" w:cs="Arial" w:ascii="Arial" w:hAnsi="Arial"/>
-                <w:b/>
-                <w:bCs/>
-                <w:i w:val="false"/>
-                <w:iCs w:val="false"/>
-                <w:caps w:val="false"/>
-                <w:smallCaps w:val="false"/>
-                <w:strike w:val="false"/>
-                <w:dstrike w:val="false"/>
-                <w:color w:val="000000"/>
-                <w:position w:val="0"/>
-                <w:sz w:val="16"/>
-                <w:sz w:val="16"/>
-                <w:szCs w:val="16"/>
+                <w:iCs w:val="false"/>
+                <w:caps w:val="false"/>
+                <w:smallCaps w:val="false"/>
+                <w:strike w:val="false"/>
+                <w:dstrike w:val="false"/>
+                <w:color w:val="000000"/>
+                <w:position w:val="0"/>
+                <w:sz w:val="20"/>
+                <w:sz w:val="20"/>
+                <w:szCs w:val="20"/>
                 <w:u w:val="none"/>
                 <w:shd w:fill="auto" w:val="clear"/>
                 <w:vertAlign w:val="baseline"/>
@@ -2397,48 +1878,32 @@
               <w:keepNext w:val="false"/>
               <w:keepLines w:val="false"/>
               <w:widowControl/>
-              <w:pBdr/>
               <w:shd w:val="clear" w:fill="auto"/>
               <w:spacing w:lineRule="auto" w:line="240" w:before="0" w:after="0"/>
               <w:ind w:hanging="0" w:left="0" w:right="0"/>
               <w:jc w:val="center"/>
               <w:rPr>
-                <w:rFonts w:ascii="Arial" w:hAnsi="Arial" w:eastAsia="Arial" w:cs="Arial"/>
+                <w:rFonts w:ascii="Arial" w:hAnsi="Arial"/>
+                <w:sz w:val="20"/>
+                <w:szCs w:val="20"/>
+              </w:rPr>
+            </w:pPr>
+            <w:r>
+              <w:rPr>
+                <w:rFonts w:eastAsia="Arial" w:cs="Arial" w:ascii="Arial" w:hAnsi="Arial"/>
                 <w:b/>
                 <w:bCs/>
                 <w:i w:val="false"/>
-                <w:i w:val="false"/>
-                <w:iCs w:val="false"/>
-                <w:caps w:val="false"/>
-                <w:smallCaps w:val="false"/>
-                <w:strike w:val="false"/>
-                <w:dstrike w:val="false"/>
-                <w:color w:val="000000"/>
-                <w:position w:val="0"/>
-                <w:sz w:val="16"/>
-                <w:sz w:val="16"/>
-                <w:szCs w:val="16"/>
-                <w:u w:val="none"/>
-                <w:shd w:fill="auto" w:val="clear"/>
-                <w:vertAlign w:val="baseline"/>
-              </w:rPr>
-            </w:pPr>
-            <w:r>
-              <w:rPr>
-                <w:rFonts w:eastAsia="Arial" w:cs="Arial" w:ascii="Arial" w:hAnsi="Arial"/>
-                <w:b/>
-                <w:bCs/>
-                <w:i w:val="false"/>
-                <w:iCs w:val="false"/>
-                <w:caps w:val="false"/>
-                <w:smallCaps w:val="false"/>
-                <w:strike w:val="false"/>
-                <w:dstrike w:val="false"/>
-                <w:color w:val="000000"/>
-                <w:position w:val="0"/>
-                <w:sz w:val="16"/>
-                <w:sz w:val="16"/>
-                <w:szCs w:val="16"/>
+                <w:iCs w:val="false"/>
+                <w:caps w:val="false"/>
+                <w:smallCaps w:val="false"/>
+                <w:strike w:val="false"/>
+                <w:dstrike w:val="false"/>
+                <w:color w:val="000000"/>
+                <w:position w:val="0"/>
+                <w:sz w:val="20"/>
+                <w:sz w:val="20"/>
+                <w:szCs w:val="20"/>
                 <w:u w:val="none"/>
                 <w:shd w:fill="auto" w:val="clear"/>
                 <w:vertAlign w:val="baseline"/>
@@ -2463,30 +1928,53 @@
               <w:keepNext w:val="false"/>
               <w:keepLines w:val="false"/>
               <w:widowControl/>
-              <w:pBdr/>
               <w:shd w:val="clear" w:fill="auto"/>
               <w:spacing w:lineRule="auto" w:line="240" w:before="0" w:after="0"/>
               <w:ind w:hanging="0" w:left="0" w:right="15"/>
               <w:jc w:val="center"/>
               <w:rPr>
-                <w:rFonts w:ascii="Arial" w:hAnsi="Arial" w:eastAsia="Arial" w:cs="Arial"/>
+                <w:rFonts w:ascii="Arial" w:hAnsi="Arial"/>
+                <w:sz w:val="20"/>
+                <w:szCs w:val="20"/>
+              </w:rPr>
+            </w:pPr>
+            <w:r>
+              <w:rPr>
+                <w:rFonts w:eastAsia="Arial" w:cs="Arial" w:ascii="Arial" w:hAnsi="Arial"/>
                 <w:b/>
                 <w:bCs/>
                 <w:i w:val="false"/>
-                <w:i w:val="false"/>
-                <w:iCs w:val="false"/>
-                <w:caps w:val="false"/>
-                <w:smallCaps w:val="false"/>
-                <w:strike w:val="false"/>
-                <w:dstrike w:val="false"/>
-                <w:color w:val="000000"/>
-                <w:position w:val="0"/>
-                <w:sz w:val="16"/>
-                <w:sz w:val="16"/>
-                <w:szCs w:val="16"/>
-                <w:u w:val="none"/>
-                <w:shd w:fill="auto" w:val="clear"/>
-                <w:vertAlign w:val="baseline"/>
+                <w:iCs w:val="false"/>
+                <w:caps w:val="false"/>
+                <w:smallCaps w:val="false"/>
+                <w:strike w:val="false"/>
+                <w:dstrike w:val="false"/>
+                <w:color w:val="000000"/>
+                <w:position w:val="0"/>
+                <w:sz w:val="20"/>
+                <w:sz w:val="20"/>
+                <w:szCs w:val="20"/>
+                <w:u w:val="none"/>
+                <w:shd w:fill="auto" w:val="clear"/>
+                <w:vertAlign w:val="baseline"/>
+              </w:rPr>
+              <w:t>RATE</w:t>
+            </w:r>
+          </w:p>
+          <w:p>
+            <w:pPr>
+              <w:pStyle w:val="normal1"/>
+              <w:keepNext w:val="false"/>
+              <w:keepLines w:val="false"/>
+              <w:widowControl/>
+              <w:shd w:val="clear" w:fill="auto"/>
+              <w:spacing w:lineRule="auto" w:line="240" w:before="0" w:after="0"/>
+              <w:ind w:hanging="0" w:left="0" w:right="15"/>
+              <w:jc w:val="center"/>
+              <w:rPr>
+                <w:rFonts w:ascii="Arial" w:hAnsi="Arial"/>
+                <w:sz w:val="20"/>
+                <w:szCs w:val="20"/>
               </w:rPr>
             </w:pPr>
             <w:r>
@@ -2502,64 +1990,9 @@
                 <w:dstrike w:val="false"/>
                 <w:color w:val="000000"/>
                 <w:position w:val="0"/>
-                <w:sz w:val="16"/>
-                <w:sz w:val="16"/>
-                <w:szCs w:val="16"/>
-                <w:u w:val="none"/>
-                <w:shd w:fill="auto" w:val="clear"/>
-                <w:vertAlign w:val="baseline"/>
-              </w:rPr>
-              <w:t>RATE</w:t>
-            </w:r>
-          </w:p>
-          <w:p>
-            <w:pPr>
-              <w:pStyle w:val="normal1"/>
-              <w:keepNext w:val="false"/>
-              <w:keepLines w:val="false"/>
-              <w:widowControl/>
-              <w:pBdr/>
-              <w:shd w:val="clear" w:fill="auto"/>
-              <w:spacing w:lineRule="auto" w:line="240" w:before="0" w:after="0"/>
-              <w:ind w:hanging="0" w:left="0" w:right="15"/>
-              <w:jc w:val="center"/>
-              <w:rPr>
-                <w:rFonts w:ascii="Arial" w:hAnsi="Arial" w:eastAsia="Arial" w:cs="Arial"/>
-                <w:b/>
-                <w:bCs/>
-                <w:i w:val="false"/>
-                <w:i w:val="false"/>
-                <w:iCs w:val="false"/>
-                <w:caps w:val="false"/>
-                <w:smallCaps w:val="false"/>
-                <w:strike w:val="false"/>
-                <w:dstrike w:val="false"/>
-                <w:color w:val="000000"/>
-                <w:position w:val="0"/>
-                <w:sz w:val="16"/>
-                <w:sz w:val="16"/>
-                <w:szCs w:val="16"/>
-                <w:u w:val="none"/>
-                <w:shd w:fill="auto" w:val="clear"/>
-                <w:vertAlign w:val="baseline"/>
-              </w:rPr>
-            </w:pPr>
-            <w:r>
-              <w:rPr>
-                <w:rFonts w:eastAsia="Arial" w:cs="Arial" w:ascii="Arial" w:hAnsi="Arial"/>
-                <w:b/>
-                <w:bCs/>
-                <w:i w:val="false"/>
-                <w:iCs w:val="false"/>
-                <w:caps w:val="false"/>
-                <w:smallCaps w:val="false"/>
-                <w:strike w:val="false"/>
-                <w:dstrike w:val="false"/>
-                <w:color w:val="000000"/>
-                <w:position w:val="0"/>
-                <w:sz w:val="16"/>
-                <w:sz w:val="16"/>
-                <w:szCs w:val="16"/>
+                <w:sz w:val="20"/>
+                <w:sz w:val="20"/>
+                <w:szCs w:val="20"/>
                 <w:u w:val="none"/>
                 <w:shd w:fill="auto" w:val="clear"/>
                 <w:vertAlign w:val="baseline"/>
@@ -2570,7 +2003,7 @@
         </w:tc>
         <w:tc>
           <w:tcPr>
-            <w:tcW w:w="1001" w:type="dxa"/>
+            <w:tcW w:w="1002" w:type="dxa"/>
             <w:tcBorders>
               <w:top w:val="single" w:sz="4" w:space="0" w:color="000000"/>
               <w:left w:val="single" w:sz="4" w:space="0" w:color="000000"/>
@@ -2584,48 +2017,32 @@
               <w:keepNext w:val="false"/>
               <w:keepLines w:val="false"/>
               <w:widowControl/>
-              <w:pBdr/>
               <w:shd w:val="clear" w:fill="auto"/>
               <w:spacing w:lineRule="auto" w:line="240" w:before="0" w:after="0"/>
               <w:ind w:hanging="6" w:left="6" w:right="-20"/>
               <w:jc w:val="center"/>
               <w:rPr>
-                <w:rFonts w:ascii="Arial" w:hAnsi="Arial" w:eastAsia="Arial" w:cs="Arial"/>
+                <w:rFonts w:ascii="Arial" w:hAnsi="Arial"/>
+                <w:sz w:val="20"/>
+                <w:szCs w:val="20"/>
+              </w:rPr>
+            </w:pPr>
+            <w:r>
+              <w:rPr>
+                <w:rFonts w:eastAsia="Arial" w:cs="Arial" w:ascii="Arial" w:hAnsi="Arial"/>
                 <w:b/>
                 <w:bCs/>
                 <w:i w:val="false"/>
-                <w:i w:val="false"/>
-                <w:iCs w:val="false"/>
-                <w:caps w:val="false"/>
-                <w:smallCaps w:val="false"/>
-                <w:strike w:val="false"/>
-                <w:dstrike w:val="false"/>
-                <w:color w:val="000000"/>
-                <w:position w:val="0"/>
-                <w:sz w:val="16"/>
-                <w:sz w:val="16"/>
-                <w:szCs w:val="16"/>
-                <w:u w:val="none"/>
-                <w:shd w:fill="auto" w:val="clear"/>
-                <w:vertAlign w:val="baseline"/>
-              </w:rPr>
-            </w:pPr>
-            <w:r>
-              <w:rPr>
-                <w:rFonts w:eastAsia="Arial" w:cs="Arial" w:ascii="Arial" w:hAnsi="Arial"/>
-                <w:b/>
-                <w:bCs/>
-                <w:i w:val="false"/>
-                <w:iCs w:val="false"/>
-                <w:caps w:val="false"/>
-                <w:smallCaps w:val="false"/>
-                <w:strike w:val="false"/>
-                <w:dstrike w:val="false"/>
-                <w:color w:val="000000"/>
-                <w:position w:val="0"/>
-                <w:sz w:val="16"/>
-                <w:sz w:val="16"/>
-                <w:szCs w:val="16"/>
+                <w:iCs w:val="false"/>
+                <w:caps w:val="false"/>
+                <w:smallCaps w:val="false"/>
+                <w:strike w:val="false"/>
+                <w:dstrike w:val="false"/>
+                <w:color w:val="000000"/>
+                <w:position w:val="0"/>
+                <w:sz w:val="20"/>
+                <w:sz w:val="20"/>
+                <w:szCs w:val="20"/>
                 <w:u w:val="none"/>
                 <w:shd w:fill="auto" w:val="clear"/>
                 <w:vertAlign w:val="baseline"/>
@@ -2636,7 +2053,7 @@
         </w:tc>
         <w:tc>
           <w:tcPr>
-            <w:tcW w:w="1056" w:type="dxa"/>
+            <w:tcW w:w="1055" w:type="dxa"/>
             <w:tcBorders>
               <w:top w:val="single" w:sz="4" w:space="0" w:color="000000"/>
               <w:left w:val="single" w:sz="4" w:space="0" w:color="000000"/>
@@ -2650,48 +2067,32 @@
               <w:keepNext w:val="false"/>
               <w:keepLines w:val="false"/>
               <w:widowControl/>
-              <w:pBdr/>
               <w:shd w:val="clear" w:fill="auto"/>
               <w:spacing w:lineRule="auto" w:line="240" w:before="0" w:after="0"/>
               <w:ind w:hanging="6" w:left="6" w:right="-20"/>
               <w:jc w:val="center"/>
               <w:rPr>
-                <w:rFonts w:ascii="Arial" w:hAnsi="Arial" w:eastAsia="Arial" w:cs="Arial"/>
+                <w:rFonts w:ascii="Arial" w:hAnsi="Arial"/>
+                <w:sz w:val="20"/>
+                <w:szCs w:val="20"/>
+              </w:rPr>
+            </w:pPr>
+            <w:r>
+              <w:rPr>
+                <w:rFonts w:eastAsia="Arial" w:cs="Arial" w:ascii="Arial" w:hAnsi="Arial"/>
                 <w:b/>
                 <w:bCs/>
                 <w:i w:val="false"/>
-                <w:i w:val="false"/>
-                <w:iCs w:val="false"/>
-                <w:caps w:val="false"/>
-                <w:smallCaps w:val="false"/>
-                <w:strike w:val="false"/>
-                <w:dstrike w:val="false"/>
-                <w:color w:val="000000"/>
-                <w:position w:val="0"/>
-                <w:sz w:val="16"/>
-                <w:sz w:val="16"/>
-                <w:szCs w:val="16"/>
-                <w:u w:val="none"/>
-                <w:shd w:fill="auto" w:val="clear"/>
-                <w:vertAlign w:val="baseline"/>
-              </w:rPr>
-            </w:pPr>
-            <w:r>
-              <w:rPr>
-                <w:rFonts w:eastAsia="Arial" w:cs="Arial" w:ascii="Arial" w:hAnsi="Arial"/>
-                <w:b/>
-                <w:bCs/>
-                <w:i w:val="false"/>
-                <w:iCs w:val="false"/>
-                <w:caps w:val="false"/>
-                <w:smallCaps w:val="false"/>
-                <w:strike w:val="false"/>
-                <w:dstrike w:val="false"/>
-                <w:color w:val="000000"/>
-                <w:position w:val="0"/>
-                <w:sz w:val="16"/>
-                <w:sz w:val="16"/>
-                <w:szCs w:val="16"/>
+                <w:iCs w:val="false"/>
+                <w:caps w:val="false"/>
+                <w:smallCaps w:val="false"/>
+                <w:strike w:val="false"/>
+                <w:dstrike w:val="false"/>
+                <w:color w:val="000000"/>
+                <w:position w:val="0"/>
+                <w:sz w:val="20"/>
+                <w:sz w:val="20"/>
+                <w:szCs w:val="20"/>
                 <w:u w:val="none"/>
                 <w:shd w:fill="auto" w:val="clear"/>
                 <w:vertAlign w:val="baseline"/>
@@ -2707,7 +2108,7 @@
         </w:trPr>
         <w:tc>
           <w:tcPr>
-            <w:tcW w:w="708" w:type="dxa"/>
+            <w:tcW w:w="707" w:type="dxa"/>
             <w:tcBorders>
               <w:top w:val="single" w:sz="4" w:space="0" w:color="000000"/>
               <w:left w:val="single" w:sz="4" w:space="0" w:color="000000"/>
@@ -2721,48 +2122,32 @@
               <w:keepNext w:val="false"/>
               <w:keepLines w:val="false"/>
               <w:widowControl/>
-              <w:pBdr/>
               <w:shd w:val="clear" w:fill="auto"/>
               <w:spacing w:lineRule="auto" w:line="240" w:before="0" w:after="0"/>
               <w:ind w:hanging="0" w:left="0" w:right="0"/>
               <w:jc w:val="center"/>
               <w:rPr>
-                <w:rFonts w:ascii="Arial" w:hAnsi="Arial" w:eastAsia="Arial" w:cs="Arial"/>
+                <w:rFonts w:ascii="Arial" w:hAnsi="Arial"/>
+                <w:sz w:val="20"/>
+                <w:szCs w:val="20"/>
+              </w:rPr>
+            </w:pPr>
+            <w:r>
+              <w:rPr>
+                <w:rFonts w:eastAsia="Arial" w:cs="Arial" w:ascii="Arial" w:hAnsi="Arial"/>
                 <w:b w:val="false"/>
                 <w:bCs w:val="false"/>
                 <w:i w:val="false"/>
-                <w:i w:val="false"/>
-                <w:iCs w:val="false"/>
-                <w:caps w:val="false"/>
-                <w:smallCaps w:val="false"/>
-                <w:strike w:val="false"/>
-                <w:dstrike w:val="false"/>
-                <w:color w:val="000000"/>
-                <w:position w:val="0"/>
-                <w:sz w:val="16"/>
-                <w:sz w:val="16"/>
-                <w:szCs w:val="16"/>
-                <w:u w:val="none"/>
-                <w:shd w:fill="auto" w:val="clear"/>
-                <w:vertAlign w:val="baseline"/>
-              </w:rPr>
-            </w:pPr>
-            <w:r>
-              <w:rPr>
-                <w:rFonts w:eastAsia="Arial" w:cs="Arial" w:ascii="Arial" w:hAnsi="Arial"/>
-                <w:b w:val="false"/>
-                <w:bCs w:val="false"/>
-                <w:i w:val="false"/>
-                <w:iCs w:val="false"/>
-                <w:caps w:val="false"/>
-                <w:smallCaps w:val="false"/>
-                <w:strike w:val="false"/>
-                <w:dstrike w:val="false"/>
-                <w:color w:val="000000"/>
-                <w:position w:val="0"/>
-                <w:sz w:val="16"/>
-                <w:sz w:val="16"/>
-                <w:szCs w:val="16"/>
+                <w:iCs w:val="false"/>
+                <w:caps w:val="false"/>
+                <w:smallCaps w:val="false"/>
+                <w:strike w:val="false"/>
+                <w:dstrike w:val="false"/>
+                <w:color w:val="000000"/>
+                <w:position w:val="0"/>
+                <w:sz w:val="20"/>
+                <w:sz w:val="20"/>
+                <w:szCs w:val="20"/>
                 <w:u w:val="none"/>
                 <w:shd w:fill="auto" w:val="clear"/>
                 <w:vertAlign w:val="baseline"/>
@@ -2773,7 +2158,7 @@
         </w:tc>
         <w:tc>
           <w:tcPr>
-            <w:tcW w:w="5837" w:type="dxa"/>
+            <w:tcW w:w="5838" w:type="dxa"/>
             <w:gridSpan w:val="7"/>
             <w:tcBorders>
               <w:top w:val="single" w:sz="4" w:space="0" w:color="000000"/>
@@ -2788,48 +2173,32 @@
               <w:keepNext w:val="false"/>
               <w:keepLines w:val="false"/>
               <w:widowControl/>
-              <w:pBdr/>
               <w:shd w:val="clear" w:fill="auto"/>
               <w:spacing w:lineRule="auto" w:line="240" w:before="0" w:after="0"/>
               <w:ind w:firstLine="2" w:left="0" w:right="90"/>
               <w:jc w:val="left"/>
               <w:rPr>
-                <w:rFonts w:ascii="Arial" w:hAnsi="Arial" w:eastAsia="Arial" w:cs="Arial"/>
+                <w:rFonts w:ascii="Arial" w:hAnsi="Arial"/>
+                <w:sz w:val="20"/>
+                <w:szCs w:val="20"/>
+              </w:rPr>
+            </w:pPr>
+            <w:r>
+              <w:rPr>
+                <w:rFonts w:eastAsia="Arial" w:cs="Arial" w:ascii="Arial" w:hAnsi="Arial"/>
                 <w:b w:val="false"/>
                 <w:bCs w:val="false"/>
                 <w:i w:val="false"/>
-                <w:i w:val="false"/>
-                <w:iCs w:val="false"/>
-                <w:caps w:val="false"/>
-                <w:smallCaps w:val="false"/>
-                <w:strike w:val="false"/>
-                <w:dstrike w:val="false"/>
-                <w:color w:val="000000"/>
-                <w:position w:val="0"/>
-                <w:sz w:val="16"/>
-                <w:sz w:val="16"/>
-                <w:szCs w:val="16"/>
-                <w:u w:val="none"/>
-                <w:shd w:fill="auto" w:val="clear"/>
-                <w:vertAlign w:val="baseline"/>
-              </w:rPr>
-            </w:pPr>
-            <w:r>
-              <w:rPr>
-                <w:rFonts w:eastAsia="Arial" w:cs="Arial" w:ascii="Arial" w:hAnsi="Arial"/>
-                <w:b w:val="false"/>
-                <w:bCs w:val="false"/>
-                <w:i w:val="false"/>
-                <w:iCs w:val="false"/>
-                <w:caps w:val="false"/>
-                <w:smallCaps w:val="false"/>
-                <w:strike w:val="false"/>
-                <w:dstrike w:val="false"/>
-                <w:color w:val="000000"/>
-                <w:position w:val="0"/>
-                <w:sz w:val="16"/>
-                <w:sz w:val="16"/>
-                <w:szCs w:val="16"/>
+                <w:iCs w:val="false"/>
+                <w:caps w:val="false"/>
+                <w:smallCaps w:val="false"/>
+                <w:strike w:val="false"/>
+                <w:dstrike w:val="false"/>
+                <w:color w:val="000000"/>
+                <w:position w:val="0"/>
+                <w:sz w:val="20"/>
+                <w:sz w:val="20"/>
+                <w:szCs w:val="20"/>
                 <w:u w:val="none"/>
                 <w:shd w:fill="auto" w:val="clear"/>
                 <w:vertAlign w:val="baseline"/>
@@ -2854,35 +2223,21 @@
               <w:keepNext w:val="false"/>
               <w:keepLines w:val="false"/>
               <w:widowControl/>
-              <w:pBdr/>
               <w:shd w:val="clear" w:fill="auto"/>
               <w:spacing w:lineRule="auto" w:line="240" w:before="0" w:after="0"/>
               <w:ind w:hanging="0" w:left="90" w:right="90"/>
               <w:jc w:val="center"/>
               <w:rPr>
-                <w:rFonts w:ascii="Arial" w:hAnsi="Arial" w:eastAsia="Arial" w:cs="Arial"/>
-                <w:b w:val="false"/>
-                <w:bCs w:val="false"/>
-                <w:i w:val="false"/>
-                <w:i w:val="false"/>
-                <w:iCs w:val="false"/>
-                <w:caps w:val="false"/>
-                <w:smallCaps w:val="false"/>
-                <w:strike w:val="false"/>
-                <w:dstrike w:val="false"/>
-                <w:color w:val="000000"/>
-                <w:position w:val="0"/>
-                <w:sz w:val="16"/>
-                <w:sz w:val="16"/>
-                <w:szCs w:val="16"/>
-                <w:u w:val="none"/>
-                <w:shd w:fill="auto" w:val="clear"/>
-                <w:vertAlign w:val="baseline"/>
-              </w:rPr>
-            </w:pPr>
-            <w:r>
-              <w:rPr>
-                <w:rFonts w:eastAsia="Arial" w:cs="Arial" w:ascii="Arial" w:hAnsi="Arial"/>
+                <w:rFonts w:ascii="Arial" w:hAnsi="Arial"/>
+                <w:sz w:val="20"/>
+                <w:szCs w:val="20"/>
+              </w:rPr>
+            </w:pPr>
+            <w:r>
+              <w:rPr>
+                <w:rFonts w:eastAsia="Arial" w:cs="Arial" w:ascii="Arial" w:hAnsi="Arial"/>
+                <w:sz w:val="20"/>
+                <w:szCs w:val="20"/>
               </w:rPr>
               <w:t>{% for it in items %}{{ it.quantity }} {% endfor %}</w:t>
             </w:r>
@@ -2904,35 +2259,21 @@
               <w:keepNext w:val="false"/>
               <w:keepLines w:val="false"/>
               <w:widowControl/>
-              <w:pBdr/>
               <w:shd w:val="clear" w:fill="auto"/>
               <w:spacing w:lineRule="auto" w:line="240" w:before="0" w:after="0"/>
               <w:ind w:hanging="0" w:left="90" w:right="90"/>
               <w:jc w:val="right"/>
               <w:rPr>
-                <w:rFonts w:ascii="Arial" w:hAnsi="Arial" w:eastAsia="Arial" w:cs="Arial"/>
-                <w:b w:val="false"/>
-                <w:bCs w:val="false"/>
-                <w:i w:val="false"/>
-                <w:i w:val="false"/>
-                <w:iCs w:val="false"/>
-                <w:caps w:val="false"/>
-                <w:smallCaps w:val="false"/>
-                <w:strike w:val="false"/>
-                <w:dstrike w:val="false"/>
-                <w:color w:val="000000"/>
-                <w:position w:val="0"/>
-                <w:sz w:val="16"/>
-                <w:sz w:val="16"/>
-                <w:szCs w:val="16"/>
-                <w:u w:val="none"/>
-                <w:shd w:fill="auto" w:val="clear"/>
-                <w:vertAlign w:val="baseline"/>
-              </w:rPr>
-            </w:pPr>
-            <w:r>
-              <w:rPr>
-                <w:rFonts w:eastAsia="Arial" w:cs="Arial" w:ascii="Arial" w:hAnsi="Arial"/>
+                <w:rFonts w:ascii="Arial" w:hAnsi="Arial"/>
+                <w:sz w:val="20"/>
+                <w:szCs w:val="20"/>
+              </w:rPr>
+            </w:pPr>
+            <w:r>
+              <w:rPr>
+                <w:rFonts w:eastAsia="Arial" w:cs="Arial" w:ascii="Arial" w:hAnsi="Arial"/>
+                <w:sz w:val="20"/>
+                <w:szCs w:val="20"/>
               </w:rPr>
               <w:t>{% for it in items %}${{ it.rate_per_unit }} {% endfor %}</w:t>
             </w:r>
@@ -2940,7 +2281,7 @@
         </w:tc>
         <w:tc>
           <w:tcPr>
-            <w:tcW w:w="1001" w:type="dxa"/>
+            <w:tcW w:w="1002" w:type="dxa"/>
             <w:tcBorders>
               <w:top w:val="single" w:sz="4" w:space="0" w:color="000000"/>
               <w:left w:val="single" w:sz="4" w:space="0" w:color="000000"/>
@@ -2954,35 +2295,21 @@
               <w:keepNext w:val="false"/>
               <w:keepLines w:val="false"/>
               <w:widowControl/>
-              <w:pBdr/>
               <w:shd w:val="clear" w:fill="auto"/>
               <w:spacing w:lineRule="auto" w:line="240" w:before="0" w:after="0"/>
               <w:ind w:hanging="0" w:left="90" w:right="90"/>
               <w:jc w:val="right"/>
               <w:rPr>
-                <w:rFonts w:ascii="Arial" w:hAnsi="Arial" w:eastAsia="Arial" w:cs="Arial"/>
-                <w:b w:val="false"/>
-                <w:bCs w:val="false"/>
-                <w:i w:val="false"/>
-                <w:i w:val="false"/>
-                <w:iCs w:val="false"/>
-                <w:caps w:val="false"/>
-                <w:smallCaps w:val="false"/>
-                <w:strike w:val="false"/>
-                <w:dstrike w:val="false"/>
-                <w:color w:val="000000"/>
-                <w:position w:val="0"/>
-                <w:sz w:val="16"/>
-                <w:sz w:val="16"/>
-                <w:szCs w:val="16"/>
-                <w:u w:val="none"/>
-                <w:shd w:fill="auto" w:val="clear"/>
-                <w:vertAlign w:val="baseline"/>
-              </w:rPr>
-            </w:pPr>
-            <w:r>
-              <w:rPr>
-                <w:rFonts w:eastAsia="Arial" w:cs="Arial" w:ascii="Arial" w:hAnsi="Arial"/>
+                <w:rFonts w:ascii="Arial" w:hAnsi="Arial"/>
+                <w:sz w:val="20"/>
+                <w:szCs w:val="20"/>
+              </w:rPr>
+            </w:pPr>
+            <w:r>
+              <w:rPr>
+                <w:rFonts w:eastAsia="Arial" w:cs="Arial" w:ascii="Arial" w:hAnsi="Arial"/>
+                <w:sz w:val="20"/>
+                <w:szCs w:val="20"/>
               </w:rPr>
               <w:t>${{ freight_usd }}</w:t>
             </w:r>
@@ -2990,7 +2317,7 @@
         </w:tc>
         <w:tc>
           <w:tcPr>
-            <w:tcW w:w="1056" w:type="dxa"/>
+            <w:tcW w:w="1055" w:type="dxa"/>
             <w:tcBorders>
               <w:top w:val="single" w:sz="4" w:space="0" w:color="000000"/>
               <w:left w:val="single" w:sz="4" w:space="0" w:color="000000"/>
@@ -3004,7 +2331,6 @@
               <w:keepNext w:val="false"/>
               <w:keepLines w:val="false"/>
               <w:widowControl/>
-              <w:pBdr/>
               <w:shd w:val="clear" w:fill="auto"/>
               <w:tabs>
                 <w:tab w:val="clear" w:pos="720"/>
@@ -3014,29 +2340,16 @@
               <w:ind w:hanging="0" w:left="90" w:right="90"/>
               <w:jc w:val="right"/>
               <w:rPr>
-                <w:rFonts w:ascii="Arial" w:hAnsi="Arial" w:eastAsia="Arial" w:cs="Arial"/>
-                <w:b w:val="false"/>
-                <w:bCs w:val="false"/>
-                <w:i w:val="false"/>
-                <w:i w:val="false"/>
-                <w:iCs w:val="false"/>
-                <w:caps w:val="false"/>
-                <w:smallCaps w:val="false"/>
-                <w:strike w:val="false"/>
-                <w:dstrike w:val="false"/>
-                <w:color w:val="000000"/>
-                <w:position w:val="0"/>
-                <w:sz w:val="16"/>
-                <w:sz w:val="16"/>
-                <w:szCs w:val="16"/>
-                <w:u w:val="none"/>
-                <w:shd w:fill="auto" w:val="clear"/>
-                <w:vertAlign w:val="baseline"/>
-              </w:rPr>
-            </w:pPr>
-            <w:r>
-              <w:rPr>
-                <w:rFonts w:eastAsia="Arial" w:cs="Arial" w:ascii="Arial" w:hAnsi="Arial"/>
+                <w:rFonts w:ascii="Arial" w:hAnsi="Arial"/>
+                <w:sz w:val="20"/>
+                <w:szCs w:val="20"/>
+              </w:rPr>
+            </w:pPr>
+            <w:r>
+              <w:rPr>
+                <w:rFonts w:eastAsia="Arial" w:cs="Arial" w:ascii="Arial" w:hAnsi="Arial"/>
+                <w:sz w:val="20"/>
+                <w:szCs w:val="20"/>
               </w:rPr>
               <w:t>{% for it in items %}${{ it.amount_usd }} {% endfor %}</w:t>
             </w:r>
@@ -3049,7 +2362,7 @@
         </w:trPr>
         <w:tc>
           <w:tcPr>
-            <w:tcW w:w="708" w:type="dxa"/>
+            <w:tcW w:w="707" w:type="dxa"/>
             <w:tcBorders>
               <w:top w:val="single" w:sz="4" w:space="0" w:color="000000"/>
               <w:left w:val="single" w:sz="4" w:space="0" w:color="000000"/>
@@ -3063,7 +2376,6 @@
               <w:keepNext w:val="false"/>
               <w:keepLines w:val="false"/>
               <w:widowControl/>
-              <w:pBdr/>
               <w:shd w:val="clear" w:fill="auto"/>
               <w:spacing w:lineRule="auto" w:line="240" w:before="0" w:after="0"/>
               <w:ind w:hanging="0" w:left="90" w:right="90"/>
@@ -3081,9 +2393,9 @@
                 <w:dstrike w:val="false"/>
                 <w:color w:val="000000"/>
                 <w:position w:val="0"/>
-                <w:sz w:val="16"/>
-                <w:sz w:val="16"/>
-                <w:szCs w:val="16"/>
+                <w:sz w:val="20"/>
+                <w:sz w:val="20"/>
+                <w:szCs w:val="20"/>
                 <w:u w:val="none"/>
                 <w:shd w:fill="auto" w:val="clear"/>
                 <w:vertAlign w:val="baseline"/>
@@ -3102,9 +2414,9 @@
                 <w:dstrike w:val="false"/>
                 <w:color w:val="000000"/>
                 <w:position w:val="0"/>
-                <w:sz w:val="16"/>
-                <w:sz w:val="16"/>
-                <w:szCs w:val="16"/>
+                <w:sz w:val="20"/>
+                <w:sz w:val="20"/>
+                <w:szCs w:val="20"/>
                 <w:u w:val="none"/>
                 <w:shd w:fill="auto" w:val="clear"/>
                 <w:vertAlign w:val="baseline"/>
@@ -3114,7 +2426,7 @@
         </w:tc>
         <w:tc>
           <w:tcPr>
-            <w:tcW w:w="5837" w:type="dxa"/>
+            <w:tcW w:w="5838" w:type="dxa"/>
             <w:gridSpan w:val="7"/>
             <w:tcBorders>
               <w:top w:val="single" w:sz="4" w:space="0" w:color="000000"/>
@@ -3129,48 +2441,32 @@
               <w:keepNext w:val="false"/>
               <w:keepLines w:val="false"/>
               <w:widowControl/>
-              <w:pBdr/>
               <w:shd w:val="clear" w:fill="auto"/>
               <w:spacing w:lineRule="auto" w:line="240" w:before="0" w:after="0"/>
               <w:ind w:hanging="0" w:left="90" w:right="90"/>
               <w:jc w:val="right"/>
               <w:rPr>
-                <w:rFonts w:ascii="Arial" w:hAnsi="Arial" w:eastAsia="Arial" w:cs="Arial"/>
+                <w:rFonts w:ascii="Arial" w:hAnsi="Arial"/>
+                <w:sz w:val="20"/>
+                <w:szCs w:val="20"/>
+              </w:rPr>
+            </w:pPr>
+            <w:r>
+              <w:rPr>
+                <w:rFonts w:eastAsia="Arial" w:cs="Arial" w:ascii="Arial" w:hAnsi="Arial"/>
                 <w:b/>
                 <w:bCs/>
                 <w:i w:val="false"/>
-                <w:i w:val="false"/>
-                <w:iCs w:val="false"/>
-                <w:caps w:val="false"/>
-                <w:smallCaps w:val="false"/>
-                <w:strike w:val="false"/>
-                <w:dstrike w:val="false"/>
-                <w:color w:val="000000"/>
-                <w:position w:val="0"/>
-                <w:sz w:val="16"/>
-                <w:sz w:val="16"/>
-                <w:szCs w:val="16"/>
-                <w:u w:val="none"/>
-                <w:shd w:fill="auto" w:val="clear"/>
-                <w:vertAlign w:val="baseline"/>
-              </w:rPr>
-            </w:pPr>
-            <w:r>
-              <w:rPr>
-                <w:rFonts w:eastAsia="Arial" w:cs="Arial" w:ascii="Arial" w:hAnsi="Arial"/>
-                <w:b/>
-                <w:bCs/>
-                <w:i w:val="false"/>
-                <w:iCs w:val="false"/>
-                <w:caps w:val="false"/>
-                <w:smallCaps w:val="false"/>
-                <w:strike w:val="false"/>
-                <w:dstrike w:val="false"/>
-                <w:color w:val="000000"/>
-                <w:position w:val="0"/>
-                <w:sz w:val="16"/>
-                <w:sz w:val="16"/>
-                <w:szCs w:val="16"/>
+                <w:iCs w:val="false"/>
+                <w:caps w:val="false"/>
+                <w:smallCaps w:val="false"/>
+                <w:strike w:val="false"/>
+                <w:dstrike w:val="false"/>
+                <w:color w:val="000000"/>
+                <w:position w:val="0"/>
+                <w:sz w:val="20"/>
+                <w:sz w:val="20"/>
+                <w:szCs w:val="20"/>
                 <w:u w:val="none"/>
                 <w:shd w:fill="auto" w:val="clear"/>
                 <w:vertAlign w:val="baseline"/>
@@ -3195,48 +2491,32 @@
               <w:keepNext w:val="false"/>
               <w:keepLines w:val="false"/>
               <w:widowControl/>
-              <w:pBdr/>
               <w:shd w:val="clear" w:fill="auto"/>
               <w:spacing w:lineRule="auto" w:line="240" w:before="0" w:after="0"/>
               <w:ind w:hanging="0" w:left="90" w:right="90"/>
               <w:jc w:val="center"/>
               <w:rPr>
-                <w:rFonts w:ascii="Arial" w:hAnsi="Arial" w:eastAsia="Arial" w:cs="Arial"/>
+                <w:rFonts w:ascii="Arial" w:hAnsi="Arial"/>
+                <w:sz w:val="20"/>
+                <w:szCs w:val="20"/>
+              </w:rPr>
+            </w:pPr>
+            <w:r>
+              <w:rPr>
+                <w:rFonts w:eastAsia="Arial" w:cs="Arial" w:ascii="Arial" w:hAnsi="Arial"/>
                 <w:b w:val="false"/>
                 <w:bCs w:val="false"/>
                 <w:i w:val="false"/>
-                <w:i w:val="false"/>
-                <w:iCs w:val="false"/>
-                <w:caps w:val="false"/>
-                <w:smallCaps w:val="false"/>
-                <w:strike w:val="false"/>
-                <w:dstrike w:val="false"/>
-                <w:color w:val="000000"/>
-                <w:position w:val="0"/>
-                <w:sz w:val="16"/>
-                <w:sz w:val="16"/>
-                <w:szCs w:val="16"/>
-                <w:u w:val="none"/>
-                <w:shd w:fill="auto" w:val="clear"/>
-                <w:vertAlign w:val="baseline"/>
-              </w:rPr>
-            </w:pPr>
-            <w:r>
-              <w:rPr>
-                <w:rFonts w:eastAsia="Arial" w:cs="Arial" w:ascii="Arial" w:hAnsi="Arial"/>
-                <w:b w:val="false"/>
-                <w:bCs w:val="false"/>
-                <w:i w:val="false"/>
-                <w:iCs w:val="false"/>
-                <w:caps w:val="false"/>
-                <w:smallCaps w:val="false"/>
-                <w:strike w:val="false"/>
-                <w:dstrike w:val="false"/>
-                <w:color w:val="000000"/>
-                <w:position w:val="0"/>
-                <w:sz w:val="16"/>
-                <w:sz w:val="16"/>
-                <w:szCs w:val="16"/>
+                <w:iCs w:val="false"/>
+                <w:caps w:val="false"/>
+                <w:smallCaps w:val="false"/>
+                <w:strike w:val="false"/>
+                <w:dstrike w:val="false"/>
+                <w:color w:val="000000"/>
+                <w:position w:val="0"/>
+                <w:sz w:val="20"/>
+                <w:sz w:val="20"/>
+                <w:szCs w:val="20"/>
                 <w:u w:val="none"/>
                 <w:shd w:fill="auto" w:val="clear"/>
                 <w:vertAlign w:val="baseline"/>
@@ -3261,7 +2541,6 @@
               <w:keepNext w:val="false"/>
               <w:keepLines w:val="false"/>
               <w:widowControl/>
-              <w:pBdr/>
               <w:shd w:val="clear" w:fill="auto"/>
               <w:spacing w:lineRule="auto" w:line="240" w:before="0" w:after="0"/>
               <w:ind w:hanging="0" w:left="90" w:right="90"/>
@@ -3279,9 +2558,9 @@
                 <w:dstrike w:val="false"/>
                 <w:color w:val="000000"/>
                 <w:position w:val="0"/>
-                <w:sz w:val="16"/>
-                <w:sz w:val="16"/>
-                <w:szCs w:val="16"/>
+                <w:sz w:val="20"/>
+                <w:sz w:val="20"/>
+                <w:szCs w:val="20"/>
                 <w:u w:val="none"/>
                 <w:shd w:fill="auto" w:val="clear"/>
                 <w:vertAlign w:val="baseline"/>
@@ -3300,9 +2579,9 @@
                 <w:dstrike w:val="false"/>
                 <w:color w:val="000000"/>
                 <w:position w:val="0"/>
-                <w:sz w:val="16"/>
-                <w:sz w:val="16"/>
-                <w:szCs w:val="16"/>
+                <w:sz w:val="20"/>
+                <w:sz w:val="20"/>
+                <w:szCs w:val="20"/>
                 <w:u w:val="none"/>
                 <w:shd w:fill="auto" w:val="clear"/>
                 <w:vertAlign w:val="baseline"/>
@@ -3312,7 +2591,7 @@
         </w:tc>
         <w:tc>
           <w:tcPr>
-            <w:tcW w:w="1001" w:type="dxa"/>
+            <w:tcW w:w="1002" w:type="dxa"/>
             <w:tcBorders>
               <w:top w:val="single" w:sz="4" w:space="0" w:color="000000"/>
               <w:left w:val="single" w:sz="4" w:space="0" w:color="000000"/>
@@ -3326,7 +2605,6 @@
               <w:keepNext w:val="false"/>
               <w:keepLines w:val="false"/>
               <w:widowControl/>
-              <w:pBdr/>
               <w:shd w:val="clear" w:fill="auto"/>
               <w:spacing w:lineRule="auto" w:line="240" w:before="0" w:after="0"/>
               <w:ind w:hanging="0" w:left="90" w:right="90"/>
@@ -3344,9 +2622,9 @@
                 <w:dstrike w:val="false"/>
                 <w:color w:val="000000"/>
                 <w:position w:val="0"/>
-                <w:sz w:val="16"/>
-                <w:sz w:val="16"/>
-                <w:szCs w:val="16"/>
+                <w:sz w:val="20"/>
+                <w:sz w:val="20"/>
+                <w:szCs w:val="20"/>
                 <w:u w:val="none"/>
                 <w:shd w:fill="auto" w:val="clear"/>
                 <w:vertAlign w:val="baseline"/>
@@ -3365,9 +2643,9 @@
                 <w:dstrike w:val="false"/>
                 <w:color w:val="000000"/>
                 <w:position w:val="0"/>
-                <w:sz w:val="16"/>
-                <w:sz w:val="16"/>
-                <w:szCs w:val="16"/>
+                <w:sz w:val="20"/>
+                <w:sz w:val="20"/>
+                <w:szCs w:val="20"/>
                 <w:u w:val="none"/>
                 <w:shd w:fill="auto" w:val="clear"/>
                 <w:vertAlign w:val="baseline"/>
@@ -3377,7 +2655,7 @@
         </w:tc>
         <w:tc>
           <w:tcPr>
-            <w:tcW w:w="1056" w:type="dxa"/>
+            <w:tcW w:w="1055" w:type="dxa"/>
             <w:tcBorders>
               <w:top w:val="single" w:sz="4" w:space="0" w:color="000000"/>
               <w:left w:val="single" w:sz="4" w:space="0" w:color="000000"/>
@@ -3391,7 +2669,6 @@
               <w:keepNext w:val="false"/>
               <w:keepLines w:val="false"/>
               <w:widowControl/>
-              <w:pBdr/>
               <w:shd w:val="clear" w:fill="auto"/>
               <w:tabs>
                 <w:tab w:val="clear" w:pos="720"/>
@@ -3401,42 +2678,27 @@
               <w:ind w:hanging="0" w:left="90" w:right="90"/>
               <w:jc w:val="right"/>
               <w:rPr>
-                <w:rFonts w:ascii="Arial" w:hAnsi="Arial" w:eastAsia="Arial" w:cs="Arial"/>
+                <w:rFonts w:ascii="Arial" w:hAnsi="Arial"/>
+                <w:sz w:val="20"/>
+                <w:szCs w:val="20"/>
+              </w:rPr>
+            </w:pPr>
+            <w:r>
+              <w:rPr>
+                <w:rFonts w:eastAsia="Arial" w:cs="Arial" w:ascii="Arial" w:hAnsi="Arial"/>
                 <w:b w:val="false"/>
                 <w:bCs w:val="false"/>
                 <w:i w:val="false"/>
-                <w:i w:val="false"/>
-                <w:iCs w:val="false"/>
-                <w:caps w:val="false"/>
-                <w:smallCaps w:val="false"/>
-                <w:strike w:val="false"/>
-                <w:dstrike w:val="false"/>
-                <w:color w:val="000000"/>
-                <w:position w:val="0"/>
-                <w:sz w:val="16"/>
-                <w:sz w:val="16"/>
-                <w:szCs w:val="16"/>
-                <w:u w:val="none"/>
-                <w:shd w:fill="auto" w:val="clear"/>
-                <w:vertAlign w:val="baseline"/>
-              </w:rPr>
-            </w:pPr>
-            <w:r>
-              <w:rPr>
-                <w:rFonts w:eastAsia="Arial" w:cs="Arial" w:ascii="Arial" w:hAnsi="Arial"/>
-                <w:b w:val="false"/>
-                <w:bCs w:val="false"/>
-                <w:i w:val="false"/>
-                <w:iCs w:val="false"/>
-                <w:caps w:val="false"/>
-                <w:smallCaps w:val="false"/>
-                <w:strike w:val="false"/>
-                <w:dstrike w:val="false"/>
-                <w:color w:val="000000"/>
-                <w:position w:val="0"/>
-                <w:sz w:val="16"/>
-                <w:sz w:val="16"/>
-                <w:szCs w:val="16"/>
+                <w:iCs w:val="false"/>
+                <w:caps w:val="false"/>
+                <w:smallCaps w:val="false"/>
+                <w:strike w:val="false"/>
+                <w:dstrike w:val="false"/>
+                <w:color w:val="000000"/>
+                <w:position w:val="0"/>
+                <w:sz w:val="20"/>
+                <w:sz w:val="20"/>
+                <w:szCs w:val="20"/>
                 <w:u w:val="none"/>
                 <w:shd w:fill="auto" w:val="clear"/>
                 <w:vertAlign w:val="baseline"/>
@@ -3467,48 +2729,32 @@
               <w:keepNext w:val="false"/>
               <w:keepLines w:val="false"/>
               <w:widowControl/>
-              <w:pBdr/>
               <w:shd w:val="clear" w:fill="auto"/>
               <w:spacing w:lineRule="auto" w:line="240" w:before="0" w:after="0"/>
               <w:ind w:hanging="0" w:left="90" w:right="0"/>
               <w:jc w:val="center"/>
               <w:rPr>
-                <w:rFonts w:ascii="Arial" w:hAnsi="Arial" w:eastAsia="Arial" w:cs="Arial"/>
+                <w:rFonts w:ascii="Arial" w:hAnsi="Arial"/>
+                <w:sz w:val="20"/>
+                <w:szCs w:val="20"/>
+              </w:rPr>
+            </w:pPr>
+            <w:r>
+              <w:rPr>
+                <w:rFonts w:eastAsia="Arial" w:cs="Arial" w:ascii="Arial" w:hAnsi="Arial"/>
                 <w:b/>
                 <w:bCs/>
                 <w:i w:val="false"/>
-                <w:i w:val="false"/>
-                <w:iCs w:val="false"/>
-                <w:caps w:val="false"/>
-                <w:smallCaps w:val="false"/>
-                <w:strike w:val="false"/>
-                <w:dstrike w:val="false"/>
-                <w:color w:val="000000"/>
-                <w:position w:val="0"/>
-                <w:sz w:val="16"/>
-                <w:sz w:val="16"/>
-                <w:szCs w:val="16"/>
-                <w:u w:val="none"/>
-                <w:shd w:fill="auto" w:val="clear"/>
-                <w:vertAlign w:val="baseline"/>
-              </w:rPr>
-            </w:pPr>
-            <w:r>
-              <w:rPr>
-                <w:rFonts w:eastAsia="Arial" w:cs="Arial" w:ascii="Arial" w:hAnsi="Arial"/>
-                <w:b/>
-                <w:bCs/>
-                <w:i w:val="false"/>
-                <w:iCs w:val="false"/>
-                <w:caps w:val="false"/>
-                <w:smallCaps w:val="false"/>
-                <w:strike w:val="false"/>
-                <w:dstrike w:val="false"/>
-                <w:color w:val="000000"/>
-                <w:position w:val="0"/>
-                <w:sz w:val="16"/>
-                <w:sz w:val="16"/>
-                <w:szCs w:val="16"/>
+                <w:iCs w:val="false"/>
+                <w:caps w:val="false"/>
+                <w:smallCaps w:val="false"/>
+                <w:strike w:val="false"/>
+                <w:dstrike w:val="false"/>
+                <w:color w:val="000000"/>
+                <w:position w:val="0"/>
+                <w:sz w:val="20"/>
+                <w:sz w:val="20"/>
+                <w:szCs w:val="20"/>
                 <w:u w:val="none"/>
                 <w:shd w:fill="auto" w:val="clear"/>
                 <w:vertAlign w:val="baseline"/>
@@ -3539,52 +2785,36 @@
               <w:keepNext w:val="false"/>
               <w:keepLines w:val="false"/>
               <w:widowControl/>
-              <w:pBdr/>
               <w:shd w:val="clear" w:fill="auto"/>
               <w:spacing w:lineRule="auto" w:line="240" w:before="0" w:after="0"/>
               <w:ind w:hanging="0" w:left="98" w:right="0"/>
               <w:jc w:val="left"/>
               <w:rPr>
-                <w:rFonts w:ascii="Arial" w:hAnsi="Arial" w:eastAsia="Arial" w:cs="Arial"/>
+                <w:rFonts w:ascii="Arial" w:hAnsi="Arial"/>
+                <w:sz w:val="20"/>
+                <w:szCs w:val="20"/>
+              </w:rPr>
+            </w:pPr>
+            <w:r>
+              <w:rPr>
+                <w:rFonts w:eastAsia="Arial" w:cs="Arial" w:ascii="Arial" w:hAnsi="Arial"/>
                 <w:b/>
                 <w:bCs/>
                 <w:i w:val="false"/>
-                <w:i w:val="false"/>
-                <w:iCs w:val="false"/>
-                <w:caps w:val="false"/>
-                <w:smallCaps w:val="false"/>
-                <w:strike w:val="false"/>
-                <w:dstrike w:val="false"/>
-                <w:color w:val="000000"/>
-                <w:position w:val="0"/>
-                <w:sz w:val="16"/>
-                <w:sz w:val="16"/>
-                <w:szCs w:val="16"/>
+                <w:iCs w:val="false"/>
+                <w:caps w:val="false"/>
+                <w:smallCaps w:val="false"/>
+                <w:strike w:val="false"/>
+                <w:dstrike w:val="false"/>
+                <w:color w:val="000000"/>
+                <w:position w:val="0"/>
+                <w:sz w:val="20"/>
+                <w:sz w:val="20"/>
+                <w:szCs w:val="20"/>
                 <w:u w:val="single"/>
                 <w:shd w:fill="auto" w:val="clear"/>
                 <w:vertAlign w:val="baseline"/>
               </w:rPr>
-            </w:pPr>
-            <w:r>
-              <w:rPr>
-                <w:rFonts w:eastAsia="Arial" w:cs="Arial" w:ascii="Arial" w:hAnsi="Arial"/>
-                <w:b/>
-                <w:bCs/>
-                <w:i w:val="false"/>
-                <w:iCs w:val="false"/>
-                <w:caps w:val="false"/>
-                <w:smallCaps w:val="false"/>
-                <w:strike w:val="false"/>
-                <w:dstrike w:val="false"/>
-                <w:color w:val="000000"/>
-                <w:position w:val="0"/>
-                <w:sz w:val="16"/>
-                <w:sz w:val="16"/>
-                <w:szCs w:val="16"/>
-                <w:u w:val="single"/>
-                <w:shd w:fill="auto" w:val="clear"/>
-                <w:vertAlign w:val="baseline"/>
-              </w:rPr>
               <w:t>Bank details:</w:t>
             </w:r>
           </w:p>
@@ -3594,30 +2824,53 @@
               <w:keepNext w:val="false"/>
               <w:keepLines w:val="false"/>
               <w:widowControl/>
-              <w:pBdr/>
               <w:shd w:val="clear" w:fill="auto"/>
               <w:spacing w:lineRule="auto" w:line="240" w:before="0" w:after="0"/>
               <w:ind w:hanging="0" w:left="98" w:right="0"/>
               <w:jc w:val="left"/>
               <w:rPr>
-                <w:rFonts w:ascii="Arial" w:hAnsi="Arial" w:eastAsia="Arial" w:cs="Arial"/>
+                <w:rFonts w:ascii="Arial" w:hAnsi="Arial"/>
+                <w:sz w:val="20"/>
+                <w:szCs w:val="20"/>
+              </w:rPr>
+            </w:pPr>
+            <w:r>
+              <w:rPr>
+                <w:rFonts w:eastAsia="Arial" w:cs="Arial" w:ascii="Arial" w:hAnsi="Arial"/>
                 <w:b w:val="false"/>
                 <w:bCs w:val="false"/>
                 <w:i w:val="false"/>
-                <w:i w:val="false"/>
-                <w:iCs w:val="false"/>
-                <w:caps w:val="false"/>
-                <w:smallCaps w:val="false"/>
-                <w:strike w:val="false"/>
-                <w:dstrike w:val="false"/>
-                <w:color w:val="000000"/>
-                <w:position w:val="0"/>
-                <w:sz w:val="16"/>
-                <w:sz w:val="16"/>
-                <w:szCs w:val="16"/>
-                <w:u w:val="none"/>
-                <w:shd w:fill="auto" w:val="clear"/>
-                <w:vertAlign w:val="baseline"/>
+                <w:iCs w:val="false"/>
+                <w:caps w:val="false"/>
+                <w:smallCaps w:val="false"/>
+                <w:strike w:val="false"/>
+                <w:dstrike w:val="false"/>
+                <w:color w:val="000000"/>
+                <w:position w:val="0"/>
+                <w:sz w:val="20"/>
+                <w:sz w:val="20"/>
+                <w:szCs w:val="20"/>
+                <w:u w:val="none"/>
+                <w:shd w:fill="auto" w:val="clear"/>
+                <w:vertAlign w:val="baseline"/>
+              </w:rPr>
+              <w:t>{{ bank.bank_name }}</w:t>
+            </w:r>
+          </w:p>
+          <w:p>
+            <w:pPr>
+              <w:pStyle w:val="normal1"/>
+              <w:keepNext w:val="false"/>
+              <w:keepLines w:val="false"/>
+              <w:widowControl/>
+              <w:shd w:val="clear" w:fill="auto"/>
+              <w:spacing w:lineRule="auto" w:line="240" w:before="0" w:after="0"/>
+              <w:ind w:hanging="0" w:left="98" w:right="0"/>
+              <w:jc w:val="left"/>
+              <w:rPr>
+                <w:rFonts w:ascii="Arial" w:hAnsi="Arial"/>
+                <w:sz w:val="20"/>
+                <w:szCs w:val="20"/>
               </w:rPr>
             </w:pPr>
             <w:r>
@@ -3633,119 +2886,48 @@
                 <w:dstrike w:val="false"/>
                 <w:color w:val="000000"/>
                 <w:position w:val="0"/>
-                <w:sz w:val="16"/>
-                <w:sz w:val="16"/>
-                <w:szCs w:val="16"/>
-                <w:u w:val="none"/>
-                <w:shd w:fill="auto" w:val="clear"/>
-                <w:vertAlign w:val="baseline"/>
-              </w:rPr>
-              <w:t>{{ bank.bank_name }}</w:t>
-            </w:r>
-          </w:p>
-          <w:p>
-            <w:pPr>
-              <w:pStyle w:val="normal1"/>
-              <w:keepNext w:val="false"/>
-              <w:keepLines w:val="false"/>
-              <w:widowControl/>
-              <w:pBdr/>
+                <w:sz w:val="20"/>
+                <w:sz w:val="20"/>
+                <w:szCs w:val="20"/>
+                <w:u w:val="none"/>
+                <w:shd w:fill="auto" w:val="clear"/>
+                <w:vertAlign w:val="baseline"/>
+              </w:rPr>
+              <w:t>Account no: {{ bank.account_no }}</w:t>
+            </w:r>
+          </w:p>
+          <w:p>
+            <w:pPr>
+              <w:pStyle w:val="normal1"/>
+              <w:keepNext w:val="false"/>
+              <w:keepLines w:val="false"/>
+              <w:widowControl/>
               <w:shd w:val="clear" w:fill="auto"/>
               <w:spacing w:lineRule="auto" w:line="240" w:before="0" w:after="0"/>
               <w:ind w:hanging="0" w:left="98" w:right="0"/>
               <w:jc w:val="left"/>
               <w:rPr>
-                <w:rFonts w:ascii="Arial" w:hAnsi="Arial" w:eastAsia="Arial" w:cs="Arial"/>
+                <w:rFonts w:ascii="Arial" w:hAnsi="Arial"/>
+                <w:sz w:val="20"/>
+                <w:szCs w:val="20"/>
+              </w:rPr>
+            </w:pPr>
+            <w:r>
+              <w:rPr>
+                <w:rFonts w:eastAsia="Arial" w:cs="Arial" w:ascii="Arial" w:hAnsi="Arial"/>
                 <w:b w:val="false"/>
                 <w:bCs w:val="false"/>
                 <w:i w:val="false"/>
-                <w:i w:val="false"/>
-                <w:iCs w:val="false"/>
-                <w:caps w:val="false"/>
-                <w:smallCaps w:val="false"/>
-                <w:strike w:val="false"/>
-                <w:dstrike w:val="false"/>
-                <w:color w:val="000000"/>
-                <w:position w:val="0"/>
-                <w:sz w:val="16"/>
-                <w:sz w:val="16"/>
-                <w:szCs w:val="16"/>
-                <w:u w:val="none"/>
-                <w:shd w:fill="auto" w:val="clear"/>
-                <w:vertAlign w:val="baseline"/>
-              </w:rPr>
-            </w:pPr>
-            <w:r>
-              <w:rPr>
-                <w:rFonts w:eastAsia="Arial" w:cs="Arial" w:ascii="Arial" w:hAnsi="Arial"/>
-                <w:b w:val="false"/>
-                <w:bCs w:val="false"/>
-                <w:i w:val="false"/>
-                <w:iCs w:val="false"/>
-                <w:caps w:val="false"/>
-                <w:smallCaps w:val="false"/>
-                <w:strike w:val="false"/>
-                <w:dstrike w:val="false"/>
-                <w:color w:val="000000"/>
-                <w:position w:val="0"/>
-                <w:sz w:val="16"/>
-                <w:sz w:val="16"/>
-                <w:szCs w:val="16"/>
-                <w:u w:val="none"/>
-                <w:shd w:fill="auto" w:val="clear"/>
-                <w:vertAlign w:val="baseline"/>
-              </w:rPr>
-              <w:t>Account no: {{ bank.account_no }}</w:t>
-            </w:r>
-          </w:p>
-          <w:p>
-            <w:pPr>
-              <w:pStyle w:val="normal1"/>
-              <w:keepNext w:val="false"/>
-              <w:keepLines w:val="false"/>
-              <w:widowControl/>
-              <w:pBdr/>
-              <w:shd w:val="clear" w:fill="auto"/>
-              <w:spacing w:lineRule="auto" w:line="240" w:before="0" w:after="0"/>
-              <w:ind w:hanging="0" w:left="98" w:right="0"/>
-              <w:jc w:val="left"/>
-              <w:rPr>
-                <w:rFonts w:ascii="Arial" w:hAnsi="Arial" w:eastAsia="Arial" w:cs="Arial"/>
-                <w:b w:val="false"/>
-                <w:bCs w:val="false"/>
-                <w:i w:val="false"/>
-                <w:i w:val="false"/>
-                <w:iCs w:val="false"/>
-                <w:caps w:val="false"/>
-                <w:smallCaps w:val="false"/>
-                <w:strike w:val="false"/>
-                <w:dstrike w:val="false"/>
-                <w:color w:val="000000"/>
-                <w:position w:val="0"/>
-                <w:sz w:val="16"/>
-                <w:sz w:val="16"/>
-                <w:szCs w:val="16"/>
-                <w:u w:val="none"/>
-                <w:shd w:fill="auto" w:val="clear"/>
-                <w:vertAlign w:val="baseline"/>
-              </w:rPr>
-            </w:pPr>
-            <w:r>
-              <w:rPr>
-                <w:rFonts w:eastAsia="Arial" w:cs="Arial" w:ascii="Arial" w:hAnsi="Arial"/>
-                <w:b w:val="false"/>
-                <w:bCs w:val="false"/>
-                <w:i w:val="false"/>
-                <w:iCs w:val="false"/>
-                <w:caps w:val="false"/>
-                <w:smallCaps w:val="false"/>
-                <w:strike w:val="false"/>
-                <w:dstrike w:val="false"/>
-                <w:color w:val="000000"/>
-                <w:position w:val="0"/>
-                <w:sz w:val="16"/>
-                <w:sz w:val="16"/>
-                <w:szCs w:val="16"/>
+                <w:iCs w:val="false"/>
+                <w:caps w:val="false"/>
+                <w:smallCaps w:val="false"/>
+                <w:strike w:val="false"/>
+                <w:dstrike w:val="false"/>
+                <w:color w:val="000000"/>
+                <w:position w:val="0"/>
+                <w:sz w:val="20"/>
+                <w:sz w:val="20"/>
+                <w:szCs w:val="20"/>
                 <w:u w:val="none"/>
                 <w:shd w:fill="auto" w:val="clear"/>
                 <w:vertAlign w:val="baseline"/>
@@ -3759,18 +2941,16 @@
               <w:spacing w:lineRule="auto" w:line="240" w:before="9" w:after="0"/>
               <w:ind w:hanging="0" w:left="51"/>
               <w:rPr>
-                <w:rFonts w:ascii="Arial" w:hAnsi="Arial" w:eastAsia="Arial" w:cs="Arial"/>
-                <w:b/>
-                <w:bCs/>
-                <w:sz w:val="16"/>
-                <w:szCs w:val="16"/>
-              </w:rPr>
-            </w:pPr>
-            <w:r>
-              <w:rPr>
-                <w:rFonts w:eastAsia="Arial" w:cs="Arial" w:ascii="Arial" w:hAnsi="Arial"/>
-                <w:sz w:val="16"/>
-                <w:szCs w:val="16"/>
+                <w:rFonts w:ascii="Arial" w:hAnsi="Arial"/>
+                <w:sz w:val="20"/>
+                <w:szCs w:val="20"/>
+              </w:rPr>
+            </w:pPr>
+            <w:r>
+              <w:rPr>
+                <w:rFonts w:eastAsia="Arial" w:cs="Arial" w:ascii="Arial" w:hAnsi="Arial"/>
+                <w:sz w:val="20"/>
+                <w:szCs w:val="20"/>
               </w:rPr>
               <w:t>Branch: {{ bank.branch }}</w:t>
             </w:r>
@@ -3793,20 +2973,18 @@
               <w:spacing w:lineRule="auto" w:line="240" w:before="9" w:after="0"/>
               <w:ind w:hanging="0" w:left="51"/>
               <w:rPr>
-                <w:rFonts w:ascii="Arial" w:hAnsi="Arial" w:eastAsia="Arial" w:cs="Arial"/>
+                <w:rFonts w:ascii="Arial" w:hAnsi="Arial"/>
+                <w:sz w:val="20"/>
+                <w:szCs w:val="20"/>
+              </w:rPr>
+            </w:pPr>
+            <w:r>
+              <w:rPr>
+                <w:rFonts w:eastAsia="Arial" w:cs="Arial" w:ascii="Arial" w:hAnsi="Arial"/>
                 <w:b/>
                 <w:bCs/>
-                <w:sz w:val="16"/>
-                <w:szCs w:val="16"/>
-              </w:rPr>
-            </w:pPr>
-            <w:r>
-              <w:rPr>
-                <w:rFonts w:eastAsia="Arial" w:cs="Arial" w:ascii="Arial" w:hAnsi="Arial"/>
-                <w:b/>
-                <w:bCs/>
-                <w:sz w:val="16"/>
-                <w:szCs w:val="16"/>
+                <w:sz w:val="20"/>
+                <w:szCs w:val="20"/>
               </w:rPr>
               <w:t>For {{ exporter.company_name }}</w:t>
             </w:r>
@@ -3817,34 +2995,22 @@
               <w:keepNext w:val="false"/>
               <w:keepLines w:val="false"/>
               <w:widowControl/>
-              <w:pBdr/>
               <w:shd w:val="clear" w:fill="auto"/>
               <w:spacing w:lineRule="auto" w:line="240" w:before="0" w:after="0"/>
               <w:ind w:hanging="0" w:left="98" w:right="0"/>
               <w:jc w:val="left"/>
               <w:rPr>
-                <w:rFonts w:ascii="Arial" w:hAnsi="Arial" w:eastAsia="Arial" w:cs="Arial"/>
-                <w:b w:val="false"/>
-                <w:bCs w:val="false"/>
-                <w:i w:val="false"/>
-                <w:i w:val="false"/>
-                <w:iCs w:val="false"/>
-                <w:caps w:val="false"/>
-                <w:smallCaps w:val="false"/>
-                <w:strike w:val="false"/>
-                <w:dstrike w:val="false"/>
-                <w:color w:val="000000"/>
-                <w:position w:val="0"/>
-                <w:sz w:val="16"/>
-                <w:sz w:val="16"/>
-                <w:szCs w:val="16"/>
-                <w:u w:val="none"/>
-                <w:shd w:fill="auto" w:val="clear"/>
-                <w:vertAlign w:val="baseline"/>
-              </w:rPr>
-            </w:pPr>
-            <w:r>
-              <w:rPr/>
+                <w:rFonts w:ascii="Arial" w:hAnsi="Arial"/>
+                <w:sz w:val="20"/>
+                <w:szCs w:val="20"/>
+              </w:rPr>
+            </w:pPr>
+            <w:r>
+              <w:rPr>
+                <w:rFonts w:ascii="Arial" w:hAnsi="Arial"/>
+                <w:sz w:val="20"/>
+                <w:szCs w:val="20"/>
+              </w:rPr>
               <w:drawing>
                 <wp:inline distT="0" distB="0" distL="0" distR="0">
                   <wp:extent cx="1989455" cy="807720"/>
@@ -3891,30 +3057,14 @@
               <w:keepNext w:val="false"/>
               <w:keepLines w:val="false"/>
               <w:widowControl/>
-              <w:pBdr/>
               <w:shd w:val="clear" w:fill="auto"/>
               <w:spacing w:lineRule="auto" w:line="240" w:before="0" w:after="0"/>
               <w:ind w:hanging="0" w:left="0" w:right="0"/>
               <w:jc w:val="left"/>
               <w:rPr>
-                <w:rFonts w:ascii="Arial" w:hAnsi="Arial" w:eastAsia="Arial" w:cs="Arial"/>
-                <w:b/>
-                <w:bCs/>
-                <w:i w:val="false"/>
-                <w:i w:val="false"/>
-                <w:iCs w:val="false"/>
-                <w:caps w:val="false"/>
-                <w:smallCaps w:val="false"/>
-                <w:strike w:val="false"/>
-                <w:dstrike w:val="false"/>
-                <w:color w:val="000000"/>
-                <w:position w:val="0"/>
-                <w:sz w:val="16"/>
-                <w:sz w:val="16"/>
-                <w:szCs w:val="16"/>
-                <w:u w:val="none"/>
-                <w:shd w:fill="auto" w:val="clear"/>
-                <w:vertAlign w:val="baseline"/>
+                <w:rFonts w:ascii="Arial" w:hAnsi="Arial"/>
+                <w:sz w:val="20"/>
+                <w:szCs w:val="20"/>
               </w:rPr>
             </w:pPr>
             <w:r>
@@ -3930,9 +3080,9 @@
                 <w:dstrike w:val="false"/>
                 <w:color w:val="000000"/>
                 <w:position w:val="0"/>
-                <w:sz w:val="16"/>
-                <w:sz w:val="16"/>
-                <w:szCs w:val="16"/>
+                <w:sz w:val="20"/>
+                <w:sz w:val="20"/>
+                <w:szCs w:val="20"/>
                 <w:u w:val="none"/>
                 <w:shd w:fill="auto" w:val="clear"/>
                 <w:vertAlign w:val="baseline"/>
@@ -3952,9 +3102,9 @@
                 <w:dstrike w:val="false"/>
                 <w:color w:val="000000"/>
                 <w:position w:val="0"/>
-                <w:sz w:val="16"/>
-                <w:sz w:val="16"/>
-                <w:szCs w:val="16"/>
+                <w:sz w:val="20"/>
+                <w:sz w:val="20"/>
+                <w:szCs w:val="20"/>
                 <w:u w:val="none"/>
                 <w:shd w:fill="auto" w:val="clear"/>
                 <w:vertAlign w:val="baseline"/>
@@ -3972,7 +3122,6 @@
         <w:keepLines w:val="false"/>
         <w:pageBreakBefore w:val="false"/>
         <w:widowControl/>
-        <w:pBdr/>
         <w:shd w:val="clear" w:fill="auto"/>
         <w:tabs>
           <w:tab w:val="clear" w:pos="720"/>
@@ -4104,7 +3253,6 @@
       <w:keepLines w:val="false"/>
       <w:pageBreakBefore w:val="false"/>
       <w:widowControl/>
-      <w:pBdr/>
       <w:shd w:val="clear" w:fill="auto"/>
       <w:tabs>
         <w:tab w:val="clear" w:pos="720"/>
@@ -4160,7 +3308,7 @@
     <w:hyperlink r:id="rId1">
       <w:r>
         <w:rPr>
-          <w:rStyle w:val="ListLabel55"/>
+          <w:rStyle w:val="ListLabel1"/>
           <w:rFonts w:eastAsia="Times New Roman" w:cs="Times New Roman"/>
           <w:b w:val="false"/>
           <w:bCs w:val="false"/>
@@ -4207,7 +3355,7 @@
     <w:hyperlink r:id="rId2">
       <w:r>
         <w:rPr>
-          <w:rStyle w:val="ListLabel55"/>
+          <w:rStyle w:val="ListLabel1"/>
           <w:rFonts w:eastAsia="Times New Roman" w:cs="Times New Roman"/>
           <w:b w:val="false"/>
           <w:bCs w:val="false"/>
@@ -4279,7 +3427,6 @@
       <w:keepLines w:val="false"/>
       <w:pageBreakBefore w:val="false"/>
       <w:widowControl/>
-      <w:pBdr/>
       <w:shd w:val="clear" w:fill="auto"/>
       <w:tabs>
         <w:tab w:val="clear" w:pos="720"/>
@@ -4335,7 +3482,7 @@
     <w:hyperlink r:id="rId1">
       <w:r>
         <w:rPr>
-          <w:rStyle w:val="ListLabel55"/>
+          <w:rStyle w:val="ListLabel1"/>
           <w:rFonts w:eastAsia="Times New Roman" w:cs="Times New Roman"/>
           <w:b w:val="false"/>
           <w:bCs w:val="false"/>
@@ -4382,7 +3529,7 @@
     <w:hyperlink r:id="rId2">
       <w:r>
         <w:rPr>
-          <w:rStyle w:val="ListLabel55"/>
+          <w:rStyle w:val="ListLabel1"/>
           <w:rFonts w:eastAsia="Times New Roman" w:cs="Times New Roman"/>
           <w:b w:val="false"/>
           <w:bCs w:val="false"/>
@@ -4431,7 +3578,6 @@
       <w:keepLines w:val="false"/>
       <w:pageBreakBefore w:val="false"/>
       <w:widowControl/>
-      <w:pBdr/>
       <w:shd w:val="clear" w:fill="auto"/>
       <w:tabs>
         <w:tab w:val="clear" w:pos="720"/>
@@ -4515,7 +3661,6 @@
       <w:keepLines w:val="false"/>
       <w:pageBreakBefore w:val="false"/>
       <w:widowControl/>
-      <w:pBdr/>
       <w:shd w:val="clear" w:fill="auto"/>
       <w:tabs>
         <w:tab w:val="clear" w:pos="720"/>
@@ -4612,6 +3757,7 @@
     <w:qFormat/>
     <w:pPr>
       <w:widowControl/>
+      <w:suppressAutoHyphens w:val="true"/>
       <w:bidi w:val="0"/>
       <w:spacing w:before="0" w:after="0"/>
       <w:jc w:val="left"/>
@@ -4802,6 +3948,7 @@
     <w:qFormat/>
     <w:pPr>
       <w:widowControl/>
+      <w:suppressAutoHyphens w:val="true"/>
       <w:bidi w:val="0"/>
       <w:spacing w:before="0" w:after="0"/>
       <w:jc w:val="left"/>
@@ -4877,6 +4024,29 @@
     <w:qFormat/>
     <w:pPr/>
     <w:rPr/>
+  </w:style>
+  <w:style w:type="paragraph" w:styleId="TableContents">
+    <w:name w:val="Table Contents"/>
+    <w:basedOn w:val="Normal"/>
+    <w:qFormat/>
+    <w:pPr>
+      <w:widowControl w:val="false"/>
+      <w:suppressLineNumbers/>
+    </w:pPr>
+    <w:rPr/>
+  </w:style>
+  <w:style w:type="paragraph" w:styleId="TableHeading">
+    <w:name w:val="Table Heading"/>
+    <w:basedOn w:val="TableContents"/>
+    <w:qFormat/>
+    <w:pPr>
+      <w:suppressLineNumbers/>
+      <w:jc w:val="center"/>
+    </w:pPr>
+    <w:rPr>
+      <w:b/>
+      <w:bCs/>
+    </w:rPr>
   </w:style>
   <w:style w:type="table" w:default="1" w:styleId="TableNormal">
     <w:name w:val="TableNormal"/>

--- a/templates/Commercial_Invoice.docx
+++ b/templates/Commercial_Invoice.docx
@@ -1082,7 +1082,7 @@
                 <w:shd w:fill="auto" w:val="clear"/>
                 <w:vertAlign w:val="baseline"/>
               </w:rPr>
-              <w:t>{{ pre_carriage_by }}</w:t>
+              <w:t>{{ mode_of_transport }}</w:t>
             </w:r>
           </w:p>
         </w:tc>
